--- a/campus x/NLP/1.docx
+++ b/campus x/NLP/1.docx
@@ -79,6 +79,11 @@
             </w:pict>
           </mc:Fallback>
         </mc:AlternateContent>
+      </w:r>
+      <w:r>
+        <w:rPr>
+          <w:highlight w:val="none"/>
+        </w:rPr>
       </w:r>
       <w:r>
         <w:rPr>
@@ -990,6 +995,11 @@
           <w:highlight w:val="none"/>
         </w:rPr>
       </w:r>
+      <w:r>
+        <w:rPr>
+          <w:highlight w:val="none"/>
+        </w:rPr>
+      </w:r>
     </w:p>
     <w:p>
       <w:pPr>
@@ -1510,6 +1520,21 @@
           <w:highlight w:val="none"/>
         </w:rPr>
       </w:r>
+      <w:r>
+        <w:rPr>
+          <w:highlight w:val="none"/>
+        </w:rPr>
+      </w:r>
+      <w:r>
+        <w:rPr>
+          <w:highlight w:val="none"/>
+        </w:rPr>
+      </w:r>
+      <w:r>
+        <w:rPr>
+          <w:highlight w:val="none"/>
+        </w:rPr>
+      </w:r>
     </w:p>
     <w:p>
       <w:pPr>
@@ -1776,7 +1801,7 @@
     </w:p>
     <w:p>
       <w:pPr>
-        <w:pStyle w:val="909"/>
+        <w:pStyle w:val="935"/>
         <w:numPr>
           <w:ilvl w:val="0"/>
           <w:numId w:val="1"/>
@@ -1807,7 +1832,7 @@
     </w:p>
     <w:p>
       <w:pPr>
-        <w:pStyle w:val="909"/>
+        <w:pStyle w:val="935"/>
         <w:numPr>
           <w:ilvl w:val="0"/>
           <w:numId w:val="1"/>
@@ -1838,7 +1863,7 @@
     </w:p>
     <w:p>
       <w:pPr>
-        <w:pStyle w:val="909"/>
+        <w:pStyle w:val="935"/>
         <w:numPr>
           <w:ilvl w:val="0"/>
           <w:numId w:val="1"/>
@@ -1869,7 +1894,7 @@
     </w:p>
     <w:p>
       <w:pPr>
-        <w:pStyle w:val="909"/>
+        <w:pStyle w:val="935"/>
         <w:numPr>
           <w:ilvl w:val="0"/>
           <w:numId w:val="1"/>
@@ -2126,7 +2151,7 @@
     </w:p>
     <w:p>
       <w:pPr>
-        <w:pStyle w:val="909"/>
+        <w:pStyle w:val="935"/>
         <w:numPr>
           <w:ilvl w:val="0"/>
           <w:numId w:val="2"/>
@@ -2157,7 +2182,7 @@
     </w:p>
     <w:p>
       <w:pPr>
-        <w:pStyle w:val="909"/>
+        <w:pStyle w:val="935"/>
         <w:numPr>
           <w:ilvl w:val="0"/>
           <w:numId w:val="2"/>
@@ -2188,7 +2213,7 @@
     </w:p>
     <w:p>
       <w:pPr>
-        <w:pStyle w:val="909"/>
+        <w:pStyle w:val="935"/>
         <w:numPr>
           <w:ilvl w:val="1"/>
           <w:numId w:val="2"/>
@@ -2219,7 +2244,7 @@
     </w:p>
     <w:p>
       <w:pPr>
-        <w:pStyle w:val="909"/>
+        <w:pStyle w:val="935"/>
         <w:numPr>
           <w:ilvl w:val="1"/>
           <w:numId w:val="2"/>
@@ -2250,7 +2275,7 @@
     </w:p>
     <w:p>
       <w:pPr>
-        <w:pStyle w:val="909"/>
+        <w:pStyle w:val="935"/>
         <w:numPr>
           <w:ilvl w:val="2"/>
           <w:numId w:val="2"/>
@@ -2281,7 +2306,7 @@
     </w:p>
     <w:p>
       <w:pPr>
-        <w:pStyle w:val="909"/>
+        <w:pStyle w:val="935"/>
         <w:numPr>
           <w:ilvl w:val="2"/>
           <w:numId w:val="2"/>
@@ -2312,7 +2337,7 @@
     </w:p>
     <w:p>
       <w:pPr>
-        <w:pStyle w:val="909"/>
+        <w:pStyle w:val="935"/>
         <w:numPr>
           <w:ilvl w:val="2"/>
           <w:numId w:val="2"/>
@@ -2343,7 +2368,7 @@
     </w:p>
     <w:p>
       <w:pPr>
-        <w:pStyle w:val="909"/>
+        <w:pStyle w:val="935"/>
         <w:numPr>
           <w:ilvl w:val="2"/>
           <w:numId w:val="2"/>
@@ -2365,6 +2390,7 @@
         <w:rPr>
           <w:highlight w:val="none"/>
         </w:rPr>
+        <w:t xml:space="preserve">.</w:t>
       </w:r>
       <w:r>
         <w:rPr>
@@ -2374,7 +2400,7 @@
     </w:p>
     <w:p>
       <w:pPr>
-        <w:pStyle w:val="909"/>
+        <w:pStyle w:val="935"/>
         <w:numPr>
           <w:ilvl w:val="2"/>
           <w:numId w:val="2"/>
@@ -2439,7 +2465,7 @@
     </w:p>
     <w:p>
       <w:pPr>
-        <w:pStyle w:val="909"/>
+        <w:pStyle w:val="935"/>
         <w:numPr>
           <w:ilvl w:val="0"/>
           <w:numId w:val="3"/>
@@ -2470,7 +2496,7 @@
     </w:p>
     <w:p>
       <w:pPr>
-        <w:pStyle w:val="909"/>
+        <w:pStyle w:val="935"/>
         <w:numPr>
           <w:ilvl w:val="0"/>
           <w:numId w:val="3"/>
@@ -2501,7 +2527,7 @@
     </w:p>
     <w:p>
       <w:pPr>
-        <w:pStyle w:val="909"/>
+        <w:pStyle w:val="935"/>
         <w:numPr>
           <w:ilvl w:val="0"/>
           <w:numId w:val="3"/>
@@ -2532,7 +2558,7 @@
     </w:p>
     <w:p>
       <w:pPr>
-        <w:pStyle w:val="909"/>
+        <w:pStyle w:val="935"/>
         <w:numPr>
           <w:ilvl w:val="1"/>
           <w:numId w:val="3"/>
@@ -2563,7 +2589,7 @@
     </w:p>
     <w:p>
       <w:pPr>
-        <w:pStyle w:val="909"/>
+        <w:pStyle w:val="935"/>
         <w:numPr>
           <w:ilvl w:val="1"/>
           <w:numId w:val="3"/>
@@ -2594,7 +2620,7 @@
     </w:p>
     <w:p>
       <w:pPr>
-        <w:pStyle w:val="909"/>
+        <w:pStyle w:val="935"/>
         <w:numPr>
           <w:ilvl w:val="1"/>
           <w:numId w:val="3"/>
@@ -2631,7 +2657,7 @@
     </w:p>
     <w:p>
       <w:pPr>
-        <w:pStyle w:val="909"/>
+        <w:pStyle w:val="935"/>
         <w:numPr>
           <w:ilvl w:val="1"/>
           <w:numId w:val="3"/>
@@ -2654,10 +2680,15 @@
           <w:highlight w:val="none"/>
         </w:rPr>
       </w:r>
+      <w:r>
+        <w:rPr>
+          <w:highlight w:val="none"/>
+        </w:rPr>
+      </w:r>
     </w:p>
     <w:p>
       <w:pPr>
-        <w:pStyle w:val="909"/>
+        <w:pStyle w:val="935"/>
         <w:numPr>
           <w:ilvl w:val="1"/>
           <w:numId w:val="3"/>
@@ -2688,7 +2719,7 @@
     </w:p>
     <w:p>
       <w:pPr>
-        <w:pStyle w:val="909"/>
+        <w:pStyle w:val="935"/>
         <w:numPr>
           <w:ilvl w:val="1"/>
           <w:numId w:val="3"/>
@@ -3072,6 +3103,11 @@
           <w:highlight w:val="none"/>
         </w:rPr>
       </w:r>
+      <w:r>
+        <w:rPr>
+          <w:highlight w:val="none"/>
+        </w:rPr>
+      </w:r>
     </w:p>
     <w:p>
       <w:pPr>
@@ -3083,6 +3119,11 @@
           <w:highlight w:val="none"/>
         </w:rPr>
       </w:pPr>
+      <w:r>
+        <w:rPr>
+          <w:highlight w:val="none"/>
+        </w:rPr>
+      </w:r>
       <w:r>
         <w:rPr>
           <w:highlight w:val="none"/>
@@ -3117,6 +3158,15 @@
           <w:highlight w:val="none"/>
         </w:rPr>
         <w:t xml:space="preserve">STAGE 1 -  DATA COLLECTION</w:t>
+      </w:r>
+      <w:r>
+        <w:rPr>
+          <w:b/>
+          <w:bCs/>
+          <w:sz w:val="28"/>
+          <w:szCs w:val="28"/>
+          <w:highlight w:val="none"/>
+        </w:rPr>
       </w:r>
       <w:r>
         <w:rPr>
@@ -3250,7 +3300,7 @@
     </w:p>
     <w:p>
       <w:pPr>
-        <w:pStyle w:val="909"/>
+        <w:pStyle w:val="935"/>
         <w:numPr>
           <w:ilvl w:val="0"/>
           <w:numId w:val="6"/>
@@ -3281,7 +3331,7 @@
     </w:p>
     <w:p>
       <w:pPr>
-        <w:pStyle w:val="909"/>
+        <w:pStyle w:val="935"/>
         <w:numPr>
           <w:ilvl w:val="0"/>
           <w:numId w:val="6"/>
@@ -3312,7 +3362,7 @@
     </w:p>
     <w:p>
       <w:pPr>
-        <w:pStyle w:val="909"/>
+        <w:pStyle w:val="935"/>
         <w:numPr>
           <w:ilvl w:val="2"/>
           <w:numId w:val="6"/>
@@ -3343,7 +3393,7 @@
     </w:p>
     <w:p>
       <w:pPr>
-        <w:pStyle w:val="909"/>
+        <w:pStyle w:val="935"/>
         <w:numPr>
           <w:ilvl w:val="2"/>
           <w:numId w:val="6"/>
@@ -3374,7 +3424,7 @@
     </w:p>
     <w:p>
       <w:pPr>
-        <w:pStyle w:val="909"/>
+        <w:pStyle w:val="935"/>
         <w:numPr>
           <w:ilvl w:val="0"/>
           <w:numId w:val="6"/>
@@ -3405,7 +3455,7 @@
     </w:p>
     <w:p>
       <w:pPr>
-        <w:pStyle w:val="909"/>
+        <w:pStyle w:val="935"/>
         <w:numPr>
           <w:ilvl w:val="2"/>
           <w:numId w:val="6"/>
@@ -3436,7 +3486,7 @@
     </w:p>
     <w:p>
       <w:pPr>
-        <w:pStyle w:val="909"/>
+        <w:pStyle w:val="935"/>
         <w:numPr>
           <w:ilvl w:val="3"/>
           <w:numId w:val="6"/>
@@ -3467,7 +3517,7 @@
     </w:p>
     <w:p>
       <w:pPr>
-        <w:pStyle w:val="909"/>
+        <w:pStyle w:val="935"/>
         <w:numPr>
           <w:ilvl w:val="2"/>
           <w:numId w:val="6"/>
@@ -3498,7 +3548,7 @@
     </w:p>
     <w:p>
       <w:pPr>
-        <w:pStyle w:val="909"/>
+        <w:pStyle w:val="935"/>
         <w:numPr>
           <w:ilvl w:val="3"/>
           <w:numId w:val="6"/>
@@ -3529,7 +3579,7 @@
     </w:p>
     <w:p>
       <w:pPr>
-        <w:pStyle w:val="909"/>
+        <w:pStyle w:val="935"/>
         <w:numPr>
           <w:ilvl w:val="3"/>
           <w:numId w:val="6"/>
@@ -3560,7 +3610,7 @@
     </w:p>
     <w:p>
       <w:pPr>
-        <w:pStyle w:val="909"/>
+        <w:pStyle w:val="935"/>
         <w:numPr>
           <w:ilvl w:val="2"/>
           <w:numId w:val="6"/>
@@ -3591,7 +3641,7 @@
     </w:p>
     <w:p>
       <w:pPr>
-        <w:pStyle w:val="909"/>
+        <w:pStyle w:val="935"/>
         <w:numPr>
           <w:ilvl w:val="2"/>
           <w:numId w:val="6"/>
@@ -3673,7 +3723,7 @@
     </w:p>
     <w:p>
       <w:pPr>
-        <w:pStyle w:val="909"/>
+        <w:pStyle w:val="935"/>
         <w:numPr>
           <w:ilvl w:val="0"/>
           <w:numId w:val="7"/>
@@ -3704,7 +3754,7 @@
     </w:p>
     <w:p>
       <w:pPr>
-        <w:pStyle w:val="909"/>
+        <w:pStyle w:val="935"/>
         <w:numPr>
           <w:ilvl w:val="0"/>
           <w:numId w:val="7"/>
@@ -3735,7 +3785,7 @@
     </w:p>
     <w:p>
       <w:pPr>
-        <w:pStyle w:val="909"/>
+        <w:pStyle w:val="935"/>
         <w:numPr>
           <w:ilvl w:val="0"/>
           <w:numId w:val="7"/>
@@ -3766,7 +3816,7 @@
     </w:p>
     <w:p>
       <w:pPr>
-        <w:pStyle w:val="909"/>
+        <w:pStyle w:val="935"/>
         <w:numPr>
           <w:ilvl w:val="0"/>
           <w:numId w:val="7"/>
@@ -3797,7 +3847,7 @@
     </w:p>
     <w:p>
       <w:pPr>
-        <w:pStyle w:val="909"/>
+        <w:pStyle w:val="935"/>
         <w:numPr>
           <w:ilvl w:val="0"/>
           <w:numId w:val="7"/>
@@ -3828,7 +3878,7 @@
     </w:p>
     <w:p>
       <w:pPr>
-        <w:pStyle w:val="909"/>
+        <w:pStyle w:val="935"/>
         <w:numPr>
           <w:ilvl w:val="0"/>
           <w:numId w:val="7"/>
@@ -3910,7 +3960,7 @@
     </w:p>
     <w:p>
       <w:pPr>
-        <w:pStyle w:val="909"/>
+        <w:pStyle w:val="935"/>
         <w:numPr>
           <w:ilvl w:val="0"/>
           <w:numId w:val="8"/>
@@ -4044,16 +4094,6 @@
       </w:r>
       <w:r>
         <w:rPr>
-          <w:rFonts w:ascii="Times New Roman" w:hAnsi="Times New Roman" w:eastAsia="Times New Roman" w:cs="Times New Roman"/>
-          <w:b/>
-          <w:bCs/>
-          <w:sz w:val="32"/>
-          <w:szCs w:val="32"/>
-          <w:highlight w:val="none"/>
-        </w:rPr>
-      </w:r>
-      <w:r>
-        <w:rPr>
           <w:rFonts w:ascii="Times New Roman" w:hAnsi="Times New Roman" w:cs="Times New Roman"/>
           <w:b/>
           <w:bCs/>
@@ -4062,10 +4102,20 @@
           <w:highlight w:val="none"/>
         </w:rPr>
       </w:r>
+      <w:r>
+        <w:rPr>
+          <w:rFonts w:ascii="Times New Roman" w:hAnsi="Times New Roman" w:cs="Times New Roman"/>
+          <w:b/>
+          <w:bCs/>
+          <w:sz w:val="32"/>
+          <w:szCs w:val="32"/>
+          <w:highlight w:val="none"/>
+        </w:rPr>
+      </w:r>
     </w:p>
     <w:p>
       <w:pPr>
-        <w:pStyle w:val="909"/>
+        <w:pStyle w:val="935"/>
         <w:numPr>
           <w:ilvl w:val="0"/>
           <w:numId w:val="10"/>
@@ -4096,7 +4146,7 @@
     </w:p>
     <w:p>
       <w:pPr>
-        <w:pStyle w:val="909"/>
+        <w:pStyle w:val="935"/>
         <w:numPr>
           <w:ilvl w:val="1"/>
           <w:numId w:val="10"/>
@@ -4127,7 +4177,7 @@
     </w:p>
     <w:p>
       <w:pPr>
-        <w:pStyle w:val="909"/>
+        <w:pStyle w:val="935"/>
         <w:numPr>
           <w:ilvl w:val="2"/>
           <w:numId w:val="10"/>
@@ -4226,7 +4276,7 @@
     </w:p>
     <w:p>
       <w:pPr>
-        <w:pStyle w:val="909"/>
+        <w:pStyle w:val="935"/>
         <w:numPr>
           <w:ilvl w:val="2"/>
           <w:numId w:val="10"/>
@@ -4326,7 +4376,7 @@
     </w:p>
     <w:p>
       <w:pPr>
-        <w:pStyle w:val="909"/>
+        <w:pStyle w:val="935"/>
         <w:numPr>
           <w:ilvl w:val="1"/>
           <w:numId w:val="10"/>
@@ -4357,7 +4407,7 @@
     </w:p>
     <w:p>
       <w:pPr>
-        <w:pStyle w:val="909"/>
+        <w:pStyle w:val="935"/>
         <w:numPr>
           <w:ilvl w:val="2"/>
           <w:numId w:val="10"/>
@@ -4457,7 +4507,7 @@
     </w:p>
     <w:p>
       <w:pPr>
-        <w:pStyle w:val="909"/>
+        <w:pStyle w:val="935"/>
         <w:numPr>
           <w:ilvl w:val="1"/>
           <w:numId w:val="10"/>
@@ -4488,7 +4538,7 @@
     </w:p>
     <w:p>
       <w:pPr>
-        <w:pStyle w:val="909"/>
+        <w:pStyle w:val="935"/>
         <w:numPr>
           <w:ilvl w:val="2"/>
           <w:numId w:val="10"/>
@@ -4587,7 +4637,7 @@
     </w:p>
     <w:p>
       <w:pPr>
-        <w:pStyle w:val="909"/>
+        <w:pStyle w:val="935"/>
         <w:numPr>
           <w:ilvl w:val="1"/>
           <w:numId w:val="10"/>
@@ -4643,7 +4693,7 @@
     </w:p>
     <w:p>
       <w:pPr>
-        <w:pStyle w:val="909"/>
+        <w:pStyle w:val="935"/>
         <w:numPr>
           <w:ilvl w:val="0"/>
           <w:numId w:val="10"/>
@@ -4674,7 +4724,7 @@
     </w:p>
     <w:p>
       <w:pPr>
-        <w:pStyle w:val="909"/>
+        <w:pStyle w:val="935"/>
         <w:numPr>
           <w:ilvl w:val="1"/>
           <w:numId w:val="10"/>
@@ -4705,7 +4755,7 @@
     </w:p>
     <w:p>
       <w:pPr>
-        <w:pStyle w:val="909"/>
+        <w:pStyle w:val="935"/>
         <w:numPr>
           <w:ilvl w:val="2"/>
           <w:numId w:val="10"/>
@@ -4736,7 +4786,7 @@
     </w:p>
     <w:p>
       <w:pPr>
-        <w:pStyle w:val="909"/>
+        <w:pStyle w:val="935"/>
         <w:numPr>
           <w:ilvl w:val="2"/>
           <w:numId w:val="10"/>
@@ -4767,7 +4817,7 @@
     </w:p>
     <w:p>
       <w:pPr>
-        <w:pStyle w:val="909"/>
+        <w:pStyle w:val="935"/>
         <w:numPr>
           <w:ilvl w:val="1"/>
           <w:numId w:val="10"/>
@@ -4798,7 +4848,7 @@
     </w:p>
     <w:p>
       <w:pPr>
-        <w:pStyle w:val="909"/>
+        <w:pStyle w:val="935"/>
         <w:numPr>
           <w:ilvl w:val="2"/>
           <w:numId w:val="10"/>
@@ -4829,7 +4879,7 @@
     </w:p>
     <w:p>
       <w:pPr>
-        <w:pStyle w:val="909"/>
+        <w:pStyle w:val="935"/>
         <w:numPr>
           <w:ilvl w:val="3"/>
           <w:numId w:val="10"/>
@@ -4860,7 +4910,7 @@
     </w:p>
     <w:p>
       <w:pPr>
-        <w:pStyle w:val="909"/>
+        <w:pStyle w:val="935"/>
         <w:numPr>
           <w:ilvl w:val="2"/>
           <w:numId w:val="10"/>
@@ -4891,7 +4941,7 @@
     </w:p>
     <w:p>
       <w:pPr>
-        <w:pStyle w:val="909"/>
+        <w:pStyle w:val="935"/>
         <w:numPr>
           <w:ilvl w:val="3"/>
           <w:numId w:val="10"/>
@@ -4922,7 +4972,7 @@
     </w:p>
     <w:p>
       <w:pPr>
-        <w:pStyle w:val="909"/>
+        <w:pStyle w:val="935"/>
         <w:numPr>
           <w:ilvl w:val="2"/>
           <w:numId w:val="10"/>
@@ -4953,7 +5003,7 @@
     </w:p>
     <w:p>
       <w:pPr>
-        <w:pStyle w:val="909"/>
+        <w:pStyle w:val="935"/>
         <w:numPr>
           <w:ilvl w:val="2"/>
           <w:numId w:val="10"/>
@@ -4984,7 +5034,7 @@
     </w:p>
     <w:p>
       <w:pPr>
-        <w:pStyle w:val="909"/>
+        <w:pStyle w:val="935"/>
         <w:numPr>
           <w:ilvl w:val="2"/>
           <w:numId w:val="10"/>
@@ -5040,7 +5090,7 @@
     </w:p>
     <w:p>
       <w:pPr>
-        <w:pStyle w:val="909"/>
+        <w:pStyle w:val="935"/>
         <w:numPr>
           <w:ilvl w:val="0"/>
           <w:numId w:val="10"/>
@@ -5071,7 +5121,7 @@
     </w:p>
     <w:p>
       <w:pPr>
-        <w:pStyle w:val="909"/>
+        <w:pStyle w:val="935"/>
         <w:numPr>
           <w:ilvl w:val="1"/>
           <w:numId w:val="10"/>
@@ -5105,7 +5155,7 @@
     </w:p>
     <w:p>
       <w:pPr>
-        <w:pStyle w:val="909"/>
+        <w:pStyle w:val="935"/>
         <w:numPr>
           <w:ilvl w:val="2"/>
           <w:numId w:val="10"/>
@@ -5124,13 +5174,18 @@
         <w:rPr>
           <w:highlight w:val="none"/>
         </w:rPr>
-        <w:t xml:space="preserve">I;m living in Banglore</w:t>
+        <w:t xml:space="preserve">I’m living in Banglore</w:t>
       </w:r>
       <w:r>
         <w:rPr>
           <w:highlight w:val="none"/>
         </w:rPr>
         <w:t xml:space="preserve">, each and word is what? Is it adjective. Noun? Ex: when building the chatbot.</w:t>
+      </w:r>
+      <w:r>
+        <w:rPr>
+          <w:highlight w:val="none"/>
+        </w:rPr>
       </w:r>
       <w:r>
         <w:rPr>
@@ -5140,7 +5195,7 @@
     </w:p>
     <w:p>
       <w:pPr>
-        <w:pStyle w:val="909"/>
+        <w:pStyle w:val="935"/>
         <w:numPr>
           <w:ilvl w:val="1"/>
           <w:numId w:val="10"/>
@@ -5174,7 +5229,7 @@
     </w:p>
     <w:p>
       <w:pPr>
-        <w:pStyle w:val="909"/>
+        <w:pStyle w:val="935"/>
         <w:numPr>
           <w:ilvl w:val="1"/>
           <w:numId w:val="10"/>
@@ -5193,7 +5248,7 @@
         <w:rPr>
           <w:highlight w:val="none"/>
         </w:rPr>
-        <w:t xml:space="preserve">Co-refernce resolution:  I’m Sagar, I’m going to be the weapon scientist for Kalki. </w:t>
+        <w:t xml:space="preserve">Co-reference resolution:  I’m Sagar, I’m going to be the weapon scientist for Kalki. </w:t>
       </w:r>
       <w:r>
         <w:rPr>
@@ -5265,7 +5320,7 @@
     </w:p>
     <w:p>
       <w:pPr>
-        <w:pStyle w:val="909"/>
+        <w:pStyle w:val="935"/>
         <w:numPr>
           <w:ilvl w:val="0"/>
           <w:numId w:val="12"/>
@@ -5299,7 +5354,7 @@
     </w:p>
     <w:p>
       <w:pPr>
-        <w:pStyle w:val="909"/>
+        <w:pStyle w:val="935"/>
         <w:numPr>
           <w:ilvl w:val="0"/>
           <w:numId w:val="12"/>
@@ -5636,6 +5691,11 @@
           <w:highlight w:val="none"/>
         </w:rPr>
       </w:r>
+      <w:r>
+        <w:rPr>
+          <w:highlight w:val="none"/>
+        </w:rPr>
+      </w:r>
     </w:p>
     <w:p>
       <w:pPr>
@@ -5653,7 +5713,12 @@
         <w:rPr>
           <w:highlight w:val="none"/>
         </w:rPr>
-        <w:t xml:space="preserve">To make the sentiment anaslyisis, we are going to make the number of positivea nd negaive  words in the total sentence then we will be using that to make sntimanet analysis. </w:t>
+        <w:t xml:space="preserve">To make the sentiment anaslyisis, we are going to make the number of positives and negaive  words in the total sentence then we will be using that to make sntimanet analysis. </w:t>
+      </w:r>
+      <w:r>
+        <w:rPr>
+          <w:highlight w:val="none"/>
+        </w:rPr>
       </w:r>
       <w:r>
         <w:rPr>
@@ -5684,6 +5749,11 @@
           <w:highlight w:val="none"/>
         </w:rPr>
       </w:r>
+      <w:r>
+        <w:rPr>
+          <w:highlight w:val="none"/>
+        </w:rPr>
+      </w:r>
     </w:p>
     <w:p>
       <w:pPr>
@@ -5702,6 +5772,11 @@
           <w:highlight w:val="none"/>
         </w:rPr>
         <w:t xml:space="preserve">There are many different techniques can be used in order to convert from the text to the numbers, which depends on the application. </w:t>
+      </w:r>
+      <w:r>
+        <w:rPr>
+          <w:highlight w:val="none"/>
+        </w:rPr>
       </w:r>
       <w:r>
         <w:rPr>
@@ -5834,6 +5909,11 @@
           <w:highlight w:val="none"/>
         </w:rPr>
       </w:r>
+      <w:r>
+        <w:rPr>
+          <w:highlight w:val="none"/>
+        </w:rPr>
+      </w:r>
     </w:p>
     <w:p>
       <w:pPr>
@@ -5858,6 +5938,11 @@
           <w:highlight w:val="none"/>
         </w:rPr>
       </w:r>
+      <w:r>
+        <w:rPr>
+          <w:highlight w:val="none"/>
+        </w:rPr>
+      </w:r>
     </w:p>
     <w:p>
       <w:pPr>
@@ -5882,10 +5967,15 @@
           <w:highlight w:val="none"/>
         </w:rPr>
       </w:r>
+      <w:r>
+        <w:rPr>
+          <w:highlight w:val="none"/>
+        </w:rPr>
+      </w:r>
     </w:p>
     <w:tbl>
       <w:tblPr>
-        <w:tblStyle w:val="721"/>
+        <w:tblStyle w:val="747"/>
         <w:tblW w:w="0" w:type="auto"/>
         <w:tblBorders/>
         <w:tblLook w:val="04A0" w:firstRow="1" w:lastRow="0" w:firstColumn="1" w:lastColumn="0" w:noHBand="0" w:noVBand="1"/>
@@ -5927,6 +6017,11 @@
                 <w:highlight w:val="none"/>
               </w:rPr>
             </w:r>
+            <w:r>
+              <w:rPr>
+                <w:highlight w:val="none"/>
+              </w:rPr>
+            </w:r>
           </w:p>
         </w:tc>
         <w:tc>
@@ -5954,6 +6049,11 @@
                 <w:highlight w:val="none"/>
               </w:rPr>
               <w:t xml:space="preserve">DEEP LEARNING Pipeline</w:t>
+            </w:r>
+            <w:r>
+              <w:rPr>
+                <w:highlight w:val="none"/>
+              </w:rPr>
             </w:r>
             <w:r>
               <w:rPr>
@@ -5996,6 +6096,11 @@
                 <w:highlight w:val="none"/>
               </w:rPr>
             </w:r>
+            <w:r>
+              <w:rPr>
+                <w:highlight w:val="none"/>
+              </w:rPr>
+            </w:r>
           </w:p>
         </w:tc>
         <w:tc>
@@ -6023,6 +6128,11 @@
                 <w:highlight w:val="none"/>
               </w:rPr>
               <w:t xml:space="preserve">Features automatically generaed. </w:t>
+            </w:r>
+            <w:r>
+              <w:rPr>
+                <w:highlight w:val="none"/>
+              </w:rPr>
             </w:r>
             <w:r>
               <w:rPr>
@@ -6065,6 +6175,11 @@
                 <w:highlight w:val="none"/>
               </w:rPr>
             </w:r>
+            <w:r>
+              <w:rPr>
+                <w:highlight w:val="none"/>
+              </w:rPr>
+            </w:r>
           </w:p>
         </w:tc>
         <w:tc>
@@ -6093,70 +6208,6 @@
               </w:rPr>
               <w:t xml:space="preserve">No model interpratibility, what is going on inside. Ex: because of which words the mail is getting classified as spam and non spam.</w:t>
             </w:r>
-            <w:r>
-              <w:rPr>
-                <w:highlight w:val="none"/>
-              </w:rPr>
-            </w:r>
-          </w:p>
-        </w:tc>
-      </w:tr>
-      <w:tr>
-        <w:trPr/>
-        <w:tc>
-          <w:tcPr>
-            <w:tcBorders/>
-            <w:tcW w:w="4680" w:type="dxa"/>
-            <w:vMerge w:val="restart"/>
-            <w:textDirection w:val="lrTb"/>
-            <w:noWrap w:val="false"/>
-          </w:tcPr>
-          <w:p>
-            <w:pPr>
-              <w:pBdr/>
-              <w:tabs>
-                <w:tab w:val="center" w:leader="none" w:pos="4680"/>
-              </w:tabs>
-              <w:spacing/>
-              <w:ind/>
-              <w:jc w:val="center"/>
-              <w:rPr>
-                <w:highlight w:val="none"/>
-              </w:rPr>
-            </w:pPr>
-            <w:r>
-              <w:rPr>
-                <w:highlight w:val="none"/>
-              </w:rPr>
-            </w:r>
-            <w:r>
-              <w:rPr>
-                <w:highlight w:val="none"/>
-              </w:rPr>
-            </w:r>
-          </w:p>
-        </w:tc>
-        <w:tc>
-          <w:tcPr>
-            <w:tcBorders/>
-            <w:tcW w:w="4680" w:type="dxa"/>
-            <w:vMerge w:val="restart"/>
-            <w:textDirection w:val="lrTb"/>
-            <w:noWrap w:val="false"/>
-          </w:tcPr>
-          <w:p>
-            <w:pPr>
-              <w:pBdr/>
-              <w:tabs>
-                <w:tab w:val="center" w:leader="none" w:pos="4680"/>
-              </w:tabs>
-              <w:spacing/>
-              <w:ind/>
-              <w:jc w:val="center"/>
-              <w:rPr>
-                <w:highlight w:val="none"/>
-              </w:rPr>
-            </w:pPr>
             <w:r>
               <w:rPr>
                 <w:highlight w:val="none"/>
@@ -6203,6 +6254,11 @@
                 <w:highlight w:val="none"/>
               </w:rPr>
             </w:r>
+            <w:r>
+              <w:rPr>
+                <w:highlight w:val="none"/>
+              </w:rPr>
+            </w:r>
           </w:p>
         </w:tc>
         <w:tc>
@@ -6226,6 +6282,11 @@
                 <w:highlight w:val="none"/>
               </w:rPr>
             </w:pPr>
+            <w:r>
+              <w:rPr>
+                <w:highlight w:val="none"/>
+              </w:rPr>
+            </w:r>
             <w:r>
               <w:rPr>
                 <w:highlight w:val="none"/>
@@ -6272,6 +6333,11 @@
                 <w:highlight w:val="none"/>
               </w:rPr>
             </w:r>
+            <w:r>
+              <w:rPr>
+                <w:highlight w:val="none"/>
+              </w:rPr>
+            </w:r>
           </w:p>
         </w:tc>
         <w:tc>
@@ -6305,6 +6371,90 @@
                 <w:highlight w:val="none"/>
               </w:rPr>
             </w:r>
+            <w:r>
+              <w:rPr>
+                <w:highlight w:val="none"/>
+              </w:rPr>
+            </w:r>
+          </w:p>
+        </w:tc>
+      </w:tr>
+      <w:tr>
+        <w:trPr/>
+        <w:tc>
+          <w:tcPr>
+            <w:tcBorders/>
+            <w:tcW w:w="4680" w:type="dxa"/>
+            <w:vMerge w:val="restart"/>
+            <w:textDirection w:val="lrTb"/>
+            <w:noWrap w:val="false"/>
+          </w:tcPr>
+          <w:p>
+            <w:pPr>
+              <w:pBdr/>
+              <w:tabs>
+                <w:tab w:val="center" w:leader="none" w:pos="4680"/>
+              </w:tabs>
+              <w:spacing/>
+              <w:ind/>
+              <w:jc w:val="center"/>
+              <w:rPr>
+                <w:highlight w:val="none"/>
+              </w:rPr>
+            </w:pPr>
+            <w:r>
+              <w:rPr>
+                <w:highlight w:val="none"/>
+              </w:rPr>
+            </w:r>
+            <w:r>
+              <w:rPr>
+                <w:highlight w:val="none"/>
+              </w:rPr>
+            </w:r>
+            <w:r>
+              <w:rPr>
+                <w:highlight w:val="none"/>
+              </w:rPr>
+            </w:r>
+          </w:p>
+        </w:tc>
+        <w:tc>
+          <w:tcPr>
+            <w:tcBorders/>
+            <w:tcW w:w="4680" w:type="dxa"/>
+            <w:vMerge w:val="restart"/>
+            <w:textDirection w:val="lrTb"/>
+            <w:noWrap w:val="false"/>
+          </w:tcPr>
+          <w:p>
+            <w:pPr>
+              <w:pBdr/>
+              <w:tabs>
+                <w:tab w:val="center" w:leader="none" w:pos="4680"/>
+              </w:tabs>
+              <w:spacing/>
+              <w:ind/>
+              <w:jc w:val="center"/>
+              <w:rPr>
+                <w:highlight w:val="none"/>
+              </w:rPr>
+            </w:pPr>
+            <w:r>
+              <w:rPr>
+                <w:highlight w:val="none"/>
+              </w:rPr>
+            </w:r>
+            <w:r>
+              <w:rPr>
+                <w:highlight w:val="none"/>
+              </w:rPr>
+            </w:r>
+            <w:r>
+              <w:rPr>
+                <w:highlight w:val="none"/>
+              </w:rPr>
+            </w:r>
           </w:p>
         </w:tc>
       </w:tr>
@@ -6331,6 +6481,11 @@
           <w:highlight w:val="none"/>
         </w:rPr>
       </w:r>
+      <w:r>
+        <w:rPr>
+          <w:highlight w:val="none"/>
+        </w:rPr>
+      </w:r>
     </w:p>
     <w:p>
       <w:pPr>
@@ -6377,10 +6532,19 @@
           <w:highlight w:val="none"/>
         </w:rPr>
       </w:r>
+      <w:r>
+        <w:rPr>
+          <w:b/>
+          <w:bCs/>
+          <w:sz w:val="28"/>
+          <w:szCs w:val="28"/>
+          <w:highlight w:val="none"/>
+        </w:rPr>
+      </w:r>
     </w:p>
     <w:p>
       <w:pPr>
-        <w:pStyle w:val="909"/>
+        <w:pStyle w:val="935"/>
         <w:numPr>
           <w:ilvl w:val="0"/>
           <w:numId w:val="13"/>
@@ -6406,10 +6570,15 @@
           <w:highlight w:val="none"/>
         </w:rPr>
       </w:r>
+      <w:r>
+        <w:rPr>
+          <w:highlight w:val="none"/>
+        </w:rPr>
+      </w:r>
     </w:p>
     <w:p>
       <w:pPr>
-        <w:pStyle w:val="909"/>
+        <w:pStyle w:val="935"/>
         <w:numPr>
           <w:ilvl w:val="0"/>
           <w:numId w:val="13"/>
@@ -6429,6 +6598,11 @@
           <w:highlight w:val="none"/>
         </w:rPr>
         <w:t xml:space="preserve">Then test it</w:t>
+      </w:r>
+      <w:r>
+        <w:rPr>
+          <w:highlight w:val="none"/>
+        </w:rPr>
       </w:r>
       <w:r>
         <w:rPr>
@@ -6556,6 +6730,11 @@
           <w:highlight w:val="none"/>
         </w:rPr>
       </w:r>
+      <w:r>
+        <w:rPr>
+          <w:highlight w:val="none"/>
+        </w:rPr>
+      </w:r>
     </w:p>
     <w:p>
       <w:pPr>
@@ -6580,10 +6759,15 @@
           <w:highlight w:val="none"/>
         </w:rPr>
       </w:r>
+      <w:r>
+        <w:rPr>
+          <w:highlight w:val="none"/>
+        </w:rPr>
+      </w:r>
     </w:p>
     <w:p>
       <w:pPr>
-        <w:pStyle w:val="909"/>
+        <w:pStyle w:val="935"/>
         <w:numPr>
           <w:ilvl w:val="1"/>
           <w:numId w:val="14"/>
@@ -6623,10 +6807,15 @@
           <w:highlight w:val="none"/>
         </w:rPr>
       </w:r>
+      <w:r>
+        <w:rPr>
+          <w:highlight w:val="none"/>
+        </w:rPr>
+      </w:r>
     </w:p>
     <w:p>
       <w:pPr>
-        <w:pStyle w:val="909"/>
+        <w:pStyle w:val="935"/>
         <w:numPr>
           <w:ilvl w:val="1"/>
           <w:numId w:val="14"/>
@@ -6660,10 +6849,15 @@
           <w:highlight w:val="none"/>
         </w:rPr>
       </w:r>
+      <w:r>
+        <w:rPr>
+          <w:highlight w:val="none"/>
+        </w:rPr>
+      </w:r>
     </w:p>
     <w:p>
       <w:pPr>
-        <w:pStyle w:val="909"/>
+        <w:pStyle w:val="935"/>
         <w:numPr>
           <w:ilvl w:val="1"/>
           <w:numId w:val="14"/>
@@ -6701,10 +6895,17 @@
           <w:highlight w:val="none"/>
         </w:rPr>
       </w:r>
+      <w:r>
+        <w:rPr>
+          <w:b/>
+          <w:bCs/>
+          <w:highlight w:val="none"/>
+        </w:rPr>
+      </w:r>
     </w:p>
     <w:p>
       <w:pPr>
-        <w:pStyle w:val="909"/>
+        <w:pStyle w:val="935"/>
         <w:numPr>
           <w:ilvl w:val="1"/>
           <w:numId w:val="14"/>
@@ -6744,10 +6945,15 @@
           <w:highlight w:val="none"/>
         </w:rPr>
       </w:r>
+      <w:r>
+        <w:rPr>
+          <w:highlight w:val="none"/>
+        </w:rPr>
+      </w:r>
     </w:p>
     <w:p>
       <w:pPr>
-        <w:pStyle w:val="909"/>
+        <w:pStyle w:val="935"/>
         <w:numPr>
           <w:ilvl w:val="1"/>
           <w:numId w:val="14"/>
@@ -6773,10 +6979,15 @@
           <w:highlight w:val="none"/>
         </w:rPr>
       </w:r>
+      <w:r>
+        <w:rPr>
+          <w:highlight w:val="none"/>
+        </w:rPr>
+      </w:r>
     </w:p>
     <w:p>
       <w:pPr>
-        <w:pStyle w:val="909"/>
+        <w:pStyle w:val="935"/>
         <w:numPr>
           <w:ilvl w:val="1"/>
           <w:numId w:val="14"/>
@@ -6802,6 +7013,11 @@
           <w:highlight w:val="none"/>
         </w:rPr>
       </w:r>
+      <w:r>
+        <w:rPr>
+          <w:highlight w:val="none"/>
+        </w:rPr>
+      </w:r>
     </w:p>
     <w:p>
       <w:pPr>
@@ -6825,6 +7041,11 @@
           <w:highlight w:val="none"/>
         </w:rPr>
       </w:r>
+      <w:r>
+        <w:rPr>
+          <w:highlight w:val="none"/>
+        </w:rPr>
+      </w:r>
     </w:p>
     <w:p>
       <w:pPr>
@@ -6849,10 +7070,15 @@
           <w:highlight w:val="none"/>
         </w:rPr>
       </w:r>
+      <w:r>
+        <w:rPr>
+          <w:highlight w:val="none"/>
+        </w:rPr>
+      </w:r>
     </w:p>
     <w:p>
       <w:pPr>
-        <w:pStyle w:val="909"/>
+        <w:pStyle w:val="935"/>
         <w:numPr>
           <w:ilvl w:val="0"/>
           <w:numId w:val="15"/>
@@ -6878,10 +7104,15 @@
           <w:highlight w:val="none"/>
         </w:rPr>
       </w:r>
+      <w:r>
+        <w:rPr>
+          <w:highlight w:val="none"/>
+        </w:rPr>
+      </w:r>
     </w:p>
     <w:p>
       <w:pPr>
-        <w:pStyle w:val="909"/>
+        <w:pStyle w:val="935"/>
         <w:numPr>
           <w:ilvl w:val="0"/>
           <w:numId w:val="15"/>
@@ -6908,10 +7139,15 @@
           <w:highlight w:val="none"/>
         </w:rPr>
       </w:r>
+      <w:r>
+        <w:rPr>
+          <w:highlight w:val="none"/>
+        </w:rPr>
+      </w:r>
     </w:p>
     <w:p>
       <w:pPr>
-        <w:pStyle w:val="909"/>
+        <w:pStyle w:val="935"/>
         <w:numPr>
           <w:ilvl w:val="1"/>
           <w:numId w:val="15"/>
@@ -6937,10 +7173,15 @@
           <w:highlight w:val="none"/>
         </w:rPr>
       </w:r>
+      <w:r>
+        <w:rPr>
+          <w:highlight w:val="none"/>
+        </w:rPr>
+      </w:r>
     </w:p>
     <w:p>
       <w:pPr>
-        <w:pStyle w:val="909"/>
+        <w:pStyle w:val="935"/>
         <w:numPr>
           <w:ilvl w:val="2"/>
           <w:numId w:val="15"/>
@@ -6966,10 +7207,15 @@
           <w:highlight w:val="none"/>
         </w:rPr>
       </w:r>
+      <w:r>
+        <w:rPr>
+          <w:highlight w:val="none"/>
+        </w:rPr>
+      </w:r>
     </w:p>
     <w:p>
       <w:pPr>
-        <w:pStyle w:val="909"/>
+        <w:pStyle w:val="935"/>
         <w:numPr>
           <w:ilvl w:val="2"/>
           <w:numId w:val="15"/>
@@ -6995,10 +7241,15 @@
           <w:highlight w:val="none"/>
         </w:rPr>
       </w:r>
+      <w:r>
+        <w:rPr>
+          <w:highlight w:val="none"/>
+        </w:rPr>
+      </w:r>
     </w:p>
     <w:p>
       <w:pPr>
-        <w:pStyle w:val="909"/>
+        <w:pStyle w:val="935"/>
         <w:numPr>
           <w:ilvl w:val="2"/>
           <w:numId w:val="15"/>
@@ -7024,10 +7275,15 @@
           <w:highlight w:val="none"/>
         </w:rPr>
       </w:r>
+      <w:r>
+        <w:rPr>
+          <w:highlight w:val="none"/>
+        </w:rPr>
+      </w:r>
     </w:p>
     <w:p>
       <w:pPr>
-        <w:pStyle w:val="909"/>
+        <w:pStyle w:val="935"/>
         <w:numPr>
           <w:ilvl w:val="1"/>
           <w:numId w:val="15"/>
@@ -7053,10 +7309,15 @@
           <w:highlight w:val="none"/>
         </w:rPr>
       </w:r>
+      <w:r>
+        <w:rPr>
+          <w:highlight w:val="none"/>
+        </w:rPr>
+      </w:r>
     </w:p>
     <w:p>
       <w:pPr>
-        <w:pStyle w:val="909"/>
+        <w:pStyle w:val="935"/>
         <w:numPr>
           <w:ilvl w:val="2"/>
           <w:numId w:val="15"/>
@@ -7082,10 +7343,15 @@
           <w:highlight w:val="none"/>
         </w:rPr>
       </w:r>
+      <w:r>
+        <w:rPr>
+          <w:highlight w:val="none"/>
+        </w:rPr>
+      </w:r>
     </w:p>
     <w:p>
       <w:pPr>
-        <w:pStyle w:val="909"/>
+        <w:pStyle w:val="935"/>
         <w:numPr>
           <w:ilvl w:val="2"/>
           <w:numId w:val="15"/>
@@ -7105,6 +7371,11 @@
           <w:highlight w:val="none"/>
         </w:rPr>
         <w:t xml:space="preserve">Senior developer</w:t>
+      </w:r>
+      <w:r>
+        <w:rPr>
+          <w:highlight w:val="none"/>
+        </w:rPr>
       </w:r>
       <w:r>
         <w:rPr>
@@ -7238,6 +7509,11 @@
           <w:highlight w:val="none"/>
         </w:rPr>
       </w:r>
+      <w:r>
+        <w:rPr>
+          <w:highlight w:val="none"/>
+        </w:rPr>
+      </w:r>
     </w:p>
     <w:p>
       <w:pPr>
@@ -7262,6 +7538,11 @@
           <w:highlight w:val="none"/>
         </w:rPr>
       </w:r>
+      <w:r>
+        <w:rPr>
+          <w:highlight w:val="none"/>
+        </w:rPr>
+      </w:r>
     </w:p>
     <w:p>
       <w:pPr>
@@ -7286,6 +7567,11 @@
           <w:highlight w:val="none"/>
         </w:rPr>
       </w:r>
+      <w:r>
+        <w:rPr>
+          <w:highlight w:val="none"/>
+        </w:rPr>
+      </w:r>
     </w:p>
     <w:p>
       <w:pPr>
@@ -7301,6 +7587,13 @@
           <w:highlight w:val="none"/>
         </w:rPr>
       </w:pPr>
+      <w:r>
+        <w:rPr>
+          <w:sz w:val="28"/>
+          <w:szCs w:val="28"/>
+          <w:highlight w:val="none"/>
+        </w:rPr>
+      </w:r>
       <w:r>
         <w:rPr>
           <w:sz w:val="28"/>
@@ -7344,6 +7637,11 @@
           <w:highlight w:val="none"/>
         </w:rPr>
         <w:t xml:space="preserve"> </w:t>
+      </w:r>
+      <w:r>
+        <w:rPr>
+          <w:highlight w:val="none"/>
+        </w:rPr>
       </w:r>
       <w:r>
         <w:rPr>
@@ -7448,6 +7746,11 @@
           <w:highlight w:val="none"/>
         </w:rPr>
       </w:r>
+      <w:r>
+        <w:rPr>
+          <w:highlight w:val="none"/>
+        </w:rPr>
+      </w:r>
     </w:p>
     <w:p>
       <w:pPr>
@@ -7472,10 +7775,15 @@
           <w:highlight w:val="none"/>
         </w:rPr>
       </w:r>
+      <w:r>
+        <w:rPr>
+          <w:highlight w:val="none"/>
+        </w:rPr>
+      </w:r>
     </w:p>
     <w:p>
       <w:pPr>
-        <w:pStyle w:val="909"/>
+        <w:pStyle w:val="935"/>
         <w:numPr>
           <w:ilvl w:val="0"/>
           <w:numId w:val="23"/>
@@ -7509,7 +7817,7 @@
     </w:p>
     <w:p>
       <w:pPr>
-        <w:pStyle w:val="909"/>
+        <w:pStyle w:val="935"/>
         <w:numPr>
           <w:ilvl w:val="0"/>
           <w:numId w:val="23"/>
@@ -7537,6 +7845,11 @@
           <w:highlight w:val="none"/>
         </w:rPr>
       </w:r>
+      <w:r>
+        <w:rPr>
+          <w:highlight w:val="none"/>
+        </w:rPr>
+      </w:r>
     </w:p>
     <w:p>
       <w:pPr>
@@ -7561,10 +7874,15 @@
           <w:highlight w:val="none"/>
         </w:rPr>
       </w:r>
+      <w:r>
+        <w:rPr>
+          <w:highlight w:val="none"/>
+        </w:rPr>
+      </w:r>
     </w:p>
     <w:p>
       <w:pPr>
-        <w:pStyle w:val="909"/>
+        <w:pStyle w:val="935"/>
         <w:numPr>
           <w:ilvl w:val="0"/>
           <w:numId w:val="24"/>
@@ -7590,10 +7908,15 @@
           <w:highlight w:val="none"/>
         </w:rPr>
       </w:r>
+      <w:r>
+        <w:rPr>
+          <w:highlight w:val="none"/>
+        </w:rPr>
+      </w:r>
     </w:p>
     <w:p>
       <w:pPr>
-        <w:pStyle w:val="909"/>
+        <w:pStyle w:val="935"/>
         <w:numPr>
           <w:ilvl w:val="0"/>
           <w:numId w:val="24"/>
@@ -7619,10 +7942,15 @@
           <w:highlight w:val="none"/>
         </w:rPr>
       </w:r>
+      <w:r>
+        <w:rPr>
+          <w:highlight w:val="none"/>
+        </w:rPr>
+      </w:r>
     </w:p>
     <w:p>
       <w:pPr>
-        <w:pStyle w:val="909"/>
+        <w:pStyle w:val="935"/>
         <w:numPr>
           <w:ilvl w:val="0"/>
           <w:numId w:val="24"/>
@@ -7648,10 +7976,15 @@
           <w:highlight w:val="none"/>
         </w:rPr>
       </w:r>
+      <w:r>
+        <w:rPr>
+          <w:highlight w:val="none"/>
+        </w:rPr>
+      </w:r>
     </w:p>
     <w:p>
       <w:pPr>
-        <w:pStyle w:val="909"/>
+        <w:pStyle w:val="935"/>
         <w:numPr>
           <w:ilvl w:val="0"/>
           <w:numId w:val="24"/>
@@ -7676,6 +8009,11 @@
           <w:highlight w:val="none"/>
         </w:rPr>
       </w:r>
+      <w:r>
+        <w:rPr>
+          <w:highlight w:val="none"/>
+        </w:rPr>
+      </w:r>
     </w:p>
     <w:p>
       <w:pPr>
@@ -7699,6 +8037,11 @@
           <w:highlight w:val="none"/>
         </w:rPr>
       </w:r>
+      <w:r>
+        <w:rPr>
+          <w:highlight w:val="none"/>
+        </w:rPr>
+      </w:r>
     </w:p>
     <w:p>
       <w:pPr>
@@ -7723,10 +8066,15 @@
           <w:highlight w:val="none"/>
         </w:rPr>
       </w:r>
+      <w:r>
+        <w:rPr>
+          <w:highlight w:val="none"/>
+        </w:rPr>
+      </w:r>
     </w:p>
     <w:p>
       <w:pPr>
-        <w:pStyle w:val="909"/>
+        <w:pStyle w:val="935"/>
         <w:numPr>
           <w:ilvl w:val="0"/>
           <w:numId w:val="25"/>
@@ -7752,10 +8100,15 @@
           <w:highlight w:val="none"/>
         </w:rPr>
       </w:r>
+      <w:r>
+        <w:rPr>
+          <w:highlight w:val="none"/>
+        </w:rPr>
+      </w:r>
     </w:p>
     <w:p>
       <w:pPr>
-        <w:pStyle w:val="909"/>
+        <w:pStyle w:val="935"/>
         <w:numPr>
           <w:ilvl w:val="0"/>
           <w:numId w:val="25"/>
@@ -7781,6 +8134,11 @@
           <w:highlight w:val="none"/>
         </w:rPr>
       </w:r>
+      <w:r>
+        <w:rPr>
+          <w:highlight w:val="none"/>
+        </w:rPr>
+      </w:r>
     </w:p>
     <w:p>
       <w:pPr>
@@ -7804,6 +8162,11 @@
           <w:highlight w:val="none"/>
         </w:rPr>
       </w:r>
+      <w:r>
+        <w:rPr>
+          <w:highlight w:val="none"/>
+        </w:rPr>
+      </w:r>
     </w:p>
     <w:p>
       <w:pPr>
@@ -7827,6 +8190,11 @@
           <w:highlight w:val="none"/>
         </w:rPr>
       </w:r>
+      <w:r>
+        <w:rPr>
+          <w:highlight w:val="none"/>
+        </w:rPr>
+      </w:r>
     </w:p>
     <w:p>
       <w:pPr>
@@ -7850,6 +8218,11 @@
           <w:highlight w:val="none"/>
         </w:rPr>
       </w:r>
+      <w:r>
+        <w:rPr>
+          <w:highlight w:val="none"/>
+        </w:rPr>
+      </w:r>
     </w:p>
     <w:p>
       <w:pPr>
@@ -7873,11 +8246,16 @@
           <w:highlight w:val="none"/>
         </w:rPr>
       </w:r>
+      <w:r>
+        <w:rPr>
+          <w:highlight w:val="none"/>
+        </w:rPr>
+      </w:r>
     </w:p>
     <w:p>
       <w:pPr>
         <w:pBdr/>
-        <w:shd w:val="nil"/>
+        <w:shd w:val="nil" w:color="auto"/>
         <w:spacing/>
         <w:ind/>
         <w:rPr>
@@ -7889,6 +8267,11 @@
           <w:highlight w:val="none"/>
         </w:rPr>
         <w:br w:type="page" w:clear="all"/>
+      </w:r>
+      <w:r>
+        <w:rPr>
+          <w:highlight w:val="none"/>
+        </w:rPr>
       </w:r>
       <w:r>
         <w:rPr>
@@ -7918,6 +8301,11 @@
           <w:highlight w:val="none"/>
         </w:rPr>
       </w:r>
+      <w:r>
+        <w:rPr>
+          <w:highlight w:val="none"/>
+        </w:rPr>
+      </w:r>
     </w:p>
     <w:p>
       <w:pPr>
@@ -7941,6 +8329,11 @@
           <w:highlight w:val="none"/>
         </w:rPr>
       </w:r>
+      <w:r>
+        <w:rPr>
+          <w:highlight w:val="none"/>
+        </w:rPr>
+      </w:r>
     </w:p>
     <w:p>
       <w:pPr>
@@ -8108,6 +8501,11 @@
         </w:rPr>
         <w:br/>
         <w:tab/>
+      </w:r>
+      <w:r>
+        <w:rPr>
+          <w:highlight w:val="none"/>
+        </w:rPr>
       </w:r>
       <w:r>
         <w:rPr>
@@ -11984,9 +12382,9 @@
     <w:lsdException w:name="Bibliography" w:uiPriority="37"/>
     <w:lsdException w:name="TOC Heading" w:uiPriority="39" w:qFormat="1"/>
   </w:latentStyles>
-  <w:style w:type="table" w:styleId="721">
+  <w:style w:type="table" w:styleId="747">
     <w:name w:val="Table Grid"/>
-    <w:basedOn w:val="906"/>
+    <w:basedOn w:val="932"/>
     <w:uiPriority w:val="59"/>
     <w:pPr>
       <w:pBdr/>
@@ -12183,9 +12581,9 @@
       </w:tcPr>
     </w:tblStylePr>
   </w:style>
-  <w:style w:type="table" w:styleId="722">
+  <w:style w:type="table" w:styleId="748">
     <w:name w:val="Table Grid Light"/>
-    <w:basedOn w:val="906"/>
+    <w:basedOn w:val="932"/>
     <w:uiPriority w:val="59"/>
     <w:pPr>
       <w:pBdr/>
@@ -12382,9 +12780,9 @@
       </w:tcPr>
     </w:tblStylePr>
   </w:style>
-  <w:style w:type="table" w:styleId="723">
+  <w:style w:type="table" w:styleId="749">
     <w:name w:val="Plain Table 1"/>
-    <w:basedOn w:val="906"/>
+    <w:basedOn w:val="932"/>
     <w:uiPriority w:val="59"/>
     <w:pPr>
       <w:pBdr/>
@@ -12607,9 +13005,9 @@
       </w:tcPr>
     </w:tblStylePr>
   </w:style>
-  <w:style w:type="table" w:styleId="724">
+  <w:style w:type="table" w:styleId="750">
     <w:name w:val="Plain Table 2"/>
-    <w:basedOn w:val="906"/>
+    <w:basedOn w:val="932"/>
     <w:uiPriority w:val="59"/>
     <w:pPr>
       <w:pBdr/>
@@ -12840,9 +13238,9 @@
       </w:tcPr>
     </w:tblStylePr>
   </w:style>
-  <w:style w:type="table" w:styleId="725">
+  <w:style w:type="table" w:styleId="751">
     <w:name w:val="Plain Table 3"/>
-    <w:basedOn w:val="906"/>
+    <w:basedOn w:val="932"/>
     <w:uiPriority w:val="99"/>
     <w:pPr>
       <w:pBdr/>
@@ -13070,9 +13468,9 @@
       </w:tcPr>
     </w:tblStylePr>
   </w:style>
-  <w:style w:type="table" w:styleId="726">
+  <w:style w:type="table" w:styleId="752">
     <w:name w:val="Plain Table 4"/>
-    <w:basedOn w:val="906"/>
+    <w:basedOn w:val="932"/>
     <w:uiPriority w:val="99"/>
     <w:pPr>
       <w:pBdr/>
@@ -13286,9 +13684,9 @@
       </w:tcPr>
     </w:tblStylePr>
   </w:style>
-  <w:style w:type="table" w:styleId="727">
+  <w:style w:type="table" w:styleId="753">
     <w:name w:val="Plain Table 5"/>
-    <w:basedOn w:val="906"/>
+    <w:basedOn w:val="932"/>
     <w:uiPriority w:val="99"/>
     <w:pPr>
       <w:pBdr/>
@@ -13519,9 +13917,9 @@
       </w:tcPr>
     </w:tblStylePr>
   </w:style>
-  <w:style w:type="table" w:styleId="728">
+  <w:style w:type="table" w:styleId="754">
     <w:name w:val="Grid Table 1 Light"/>
-    <w:basedOn w:val="906"/>
+    <w:basedOn w:val="932"/>
     <w:uiPriority w:val="99"/>
     <w:pPr>
       <w:pBdr/>
@@ -13742,9 +14140,9 @@
       </w:tcPr>
     </w:tblStylePr>
   </w:style>
-  <w:style w:type="table" w:styleId="729">
+  <w:style w:type="table" w:styleId="755">
     <w:name w:val="Grid Table 1 Light - Accent 1"/>
-    <w:basedOn w:val="906"/>
+    <w:basedOn w:val="932"/>
     <w:uiPriority w:val="99"/>
     <w:pPr>
       <w:pBdr/>
@@ -13965,9 +14363,9 @@
       </w:tcPr>
     </w:tblStylePr>
   </w:style>
-  <w:style w:type="table" w:styleId="730">
+  <w:style w:type="table" w:styleId="756">
     <w:name w:val="Grid Table 1 Light - Accent 2"/>
-    <w:basedOn w:val="906"/>
+    <w:basedOn w:val="932"/>
     <w:uiPriority w:val="99"/>
     <w:pPr>
       <w:pBdr/>
@@ -14188,9 +14586,9 @@
       </w:tcPr>
     </w:tblStylePr>
   </w:style>
-  <w:style w:type="table" w:styleId="731">
+  <w:style w:type="table" w:styleId="757">
     <w:name w:val="Grid Table 1 Light - Accent 3"/>
-    <w:basedOn w:val="906"/>
+    <w:basedOn w:val="932"/>
     <w:uiPriority w:val="99"/>
     <w:pPr>
       <w:pBdr/>
@@ -14411,9 +14809,9 @@
       </w:tcPr>
     </w:tblStylePr>
   </w:style>
-  <w:style w:type="table" w:styleId="732">
+  <w:style w:type="table" w:styleId="758">
     <w:name w:val="Grid Table 1 Light - Accent 4"/>
-    <w:basedOn w:val="906"/>
+    <w:basedOn w:val="932"/>
     <w:uiPriority w:val="99"/>
     <w:pPr>
       <w:pBdr/>
@@ -14634,9 +15032,9 @@
       </w:tcPr>
     </w:tblStylePr>
   </w:style>
-  <w:style w:type="table" w:styleId="733">
+  <w:style w:type="table" w:styleId="759">
     <w:name w:val="Grid Table 1 Light - Accent 5"/>
-    <w:basedOn w:val="906"/>
+    <w:basedOn w:val="932"/>
     <w:uiPriority w:val="99"/>
     <w:pPr>
       <w:pBdr/>
@@ -14857,9 +15255,9 @@
       </w:tcPr>
     </w:tblStylePr>
   </w:style>
-  <w:style w:type="table" w:styleId="734">
+  <w:style w:type="table" w:styleId="760">
     <w:name w:val="Grid Table 1 Light - Accent 6"/>
-    <w:basedOn w:val="906"/>
+    <w:basedOn w:val="932"/>
     <w:uiPriority w:val="99"/>
     <w:pPr>
       <w:pBdr/>
@@ -15080,9 +15478,9 @@
       </w:tcPr>
     </w:tblStylePr>
   </w:style>
-  <w:style w:type="table" w:styleId="735">
+  <w:style w:type="table" w:styleId="761">
     <w:name w:val="Grid Table 2"/>
-    <w:basedOn w:val="906"/>
+    <w:basedOn w:val="932"/>
     <w:uiPriority w:val="99"/>
     <w:pPr>
       <w:pBdr/>
@@ -15312,9 +15710,9 @@
       </w:tcPr>
     </w:tblStylePr>
   </w:style>
-  <w:style w:type="table" w:styleId="736">
+  <w:style w:type="table" w:styleId="762">
     <w:name w:val="Grid Table 2 - Accent 1"/>
-    <w:basedOn w:val="906"/>
+    <w:basedOn w:val="932"/>
     <w:uiPriority w:val="99"/>
     <w:pPr>
       <w:pBdr/>
@@ -15544,9 +15942,9 @@
       </w:tcPr>
     </w:tblStylePr>
   </w:style>
-  <w:style w:type="table" w:styleId="737">
+  <w:style w:type="table" w:styleId="763">
     <w:name w:val="Grid Table 2 - Accent 2"/>
-    <w:basedOn w:val="906"/>
+    <w:basedOn w:val="932"/>
     <w:uiPriority w:val="99"/>
     <w:pPr>
       <w:pBdr/>
@@ -15776,9 +16174,9 @@
       </w:tcPr>
     </w:tblStylePr>
   </w:style>
-  <w:style w:type="table" w:styleId="738">
+  <w:style w:type="table" w:styleId="764">
     <w:name w:val="Grid Table 2 - Accent 3"/>
-    <w:basedOn w:val="906"/>
+    <w:basedOn w:val="932"/>
     <w:uiPriority w:val="99"/>
     <w:pPr>
       <w:pBdr/>
@@ -16008,9 +16406,9 @@
       </w:tcPr>
     </w:tblStylePr>
   </w:style>
-  <w:style w:type="table" w:styleId="739">
+  <w:style w:type="table" w:styleId="765">
     <w:name w:val="Grid Table 2 - Accent 4"/>
-    <w:basedOn w:val="906"/>
+    <w:basedOn w:val="932"/>
     <w:uiPriority w:val="99"/>
     <w:pPr>
       <w:pBdr/>
@@ -16240,9 +16638,9 @@
       </w:tcPr>
     </w:tblStylePr>
   </w:style>
-  <w:style w:type="table" w:styleId="740">
+  <w:style w:type="table" w:styleId="766">
     <w:name w:val="Grid Table 2 - Accent 5"/>
-    <w:basedOn w:val="906"/>
+    <w:basedOn w:val="932"/>
     <w:uiPriority w:val="99"/>
     <w:pPr>
       <w:pBdr/>
@@ -16472,9 +16870,9 @@
       </w:tcPr>
     </w:tblStylePr>
   </w:style>
-  <w:style w:type="table" w:styleId="741">
+  <w:style w:type="table" w:styleId="767">
     <w:name w:val="Grid Table 2 - Accent 6"/>
-    <w:basedOn w:val="906"/>
+    <w:basedOn w:val="932"/>
     <w:uiPriority w:val="99"/>
     <w:pPr>
       <w:pBdr/>
@@ -16704,9 +17102,9 @@
       </w:tcPr>
     </w:tblStylePr>
   </w:style>
-  <w:style w:type="table" w:styleId="742">
+  <w:style w:type="table" w:styleId="768">
     <w:name w:val="Grid Table 3"/>
-    <w:basedOn w:val="906"/>
+    <w:basedOn w:val="932"/>
     <w:uiPriority w:val="99"/>
     <w:pPr>
       <w:pBdr/>
@@ -16949,9 +17347,9 @@
       </w:tcPr>
     </w:tblStylePr>
   </w:style>
-  <w:style w:type="table" w:styleId="743">
+  <w:style w:type="table" w:styleId="769">
     <w:name w:val="Grid Table 3 - Accent 1"/>
-    <w:basedOn w:val="906"/>
+    <w:basedOn w:val="932"/>
     <w:uiPriority w:val="99"/>
     <w:pPr>
       <w:pBdr/>
@@ -17194,9 +17592,9 @@
       </w:tcPr>
     </w:tblStylePr>
   </w:style>
-  <w:style w:type="table" w:styleId="744">
+  <w:style w:type="table" w:styleId="770">
     <w:name w:val="Grid Table 3 - Accent 2"/>
-    <w:basedOn w:val="906"/>
+    <w:basedOn w:val="932"/>
     <w:uiPriority w:val="99"/>
     <w:pPr>
       <w:pBdr/>
@@ -17439,9 +17837,9 @@
       </w:tcPr>
     </w:tblStylePr>
   </w:style>
-  <w:style w:type="table" w:styleId="745">
+  <w:style w:type="table" w:styleId="771">
     <w:name w:val="Grid Table 3 - Accent 3"/>
-    <w:basedOn w:val="906"/>
+    <w:basedOn w:val="932"/>
     <w:uiPriority w:val="99"/>
     <w:pPr>
       <w:pBdr/>
@@ -17684,9 +18082,9 @@
       </w:tcPr>
     </w:tblStylePr>
   </w:style>
-  <w:style w:type="table" w:styleId="746">
+  <w:style w:type="table" w:styleId="772">
     <w:name w:val="Grid Table 3 - Accent 4"/>
-    <w:basedOn w:val="906"/>
+    <w:basedOn w:val="932"/>
     <w:uiPriority w:val="99"/>
     <w:pPr>
       <w:pBdr/>
@@ -17929,9 +18327,9 @@
       </w:tcPr>
     </w:tblStylePr>
   </w:style>
-  <w:style w:type="table" w:styleId="747">
+  <w:style w:type="table" w:styleId="773">
     <w:name w:val="Grid Table 3 - Accent 5"/>
-    <w:basedOn w:val="906"/>
+    <w:basedOn w:val="932"/>
     <w:uiPriority w:val="99"/>
     <w:pPr>
       <w:pBdr/>
@@ -18174,9 +18572,9 @@
       </w:tcPr>
     </w:tblStylePr>
   </w:style>
-  <w:style w:type="table" w:styleId="748">
+  <w:style w:type="table" w:styleId="774">
     <w:name w:val="Grid Table 3 - Accent 6"/>
-    <w:basedOn w:val="906"/>
+    <w:basedOn w:val="932"/>
     <w:uiPriority w:val="99"/>
     <w:pPr>
       <w:pBdr/>
@@ -18419,9 +18817,9 @@
       </w:tcPr>
     </w:tblStylePr>
   </w:style>
-  <w:style w:type="table" w:styleId="749">
+  <w:style w:type="table" w:styleId="775">
     <w:name w:val="Grid Table 4"/>
-    <w:basedOn w:val="906"/>
+    <w:basedOn w:val="932"/>
     <w:uiPriority w:val="59"/>
     <w:pPr>
       <w:pBdr/>
@@ -18652,9 +19050,9 @@
       </w:tcPr>
     </w:tblStylePr>
   </w:style>
-  <w:style w:type="table" w:styleId="750">
+  <w:style w:type="table" w:styleId="776">
     <w:name w:val="Grid Table 4 - Accent 1"/>
-    <w:basedOn w:val="906"/>
+    <w:basedOn w:val="932"/>
     <w:uiPriority w:val="59"/>
     <w:pPr>
       <w:pBdr/>
@@ -18885,9 +19283,9 @@
       </w:tcPr>
     </w:tblStylePr>
   </w:style>
-  <w:style w:type="table" w:styleId="751">
+  <w:style w:type="table" w:styleId="777">
     <w:name w:val="Grid Table 4 - Accent 2"/>
-    <w:basedOn w:val="906"/>
+    <w:basedOn w:val="932"/>
     <w:uiPriority w:val="59"/>
     <w:pPr>
       <w:pBdr/>
@@ -19118,9 +19516,9 @@
       </w:tcPr>
     </w:tblStylePr>
   </w:style>
-  <w:style w:type="table" w:styleId="752">
+  <w:style w:type="table" w:styleId="778">
     <w:name w:val="Grid Table 4 - Accent 3"/>
-    <w:basedOn w:val="906"/>
+    <w:basedOn w:val="932"/>
     <w:uiPriority w:val="59"/>
     <w:pPr>
       <w:pBdr/>
@@ -19351,9 +19749,9 @@
       </w:tcPr>
     </w:tblStylePr>
   </w:style>
-  <w:style w:type="table" w:styleId="753">
+  <w:style w:type="table" w:styleId="779">
     <w:name w:val="Grid Table 4 - Accent 4"/>
-    <w:basedOn w:val="906"/>
+    <w:basedOn w:val="932"/>
     <w:uiPriority w:val="59"/>
     <w:pPr>
       <w:pBdr/>
@@ -19584,9 +19982,9 @@
       </w:tcPr>
     </w:tblStylePr>
   </w:style>
-  <w:style w:type="table" w:styleId="754">
+  <w:style w:type="table" w:styleId="780">
     <w:name w:val="Grid Table 4 - Accent 5"/>
-    <w:basedOn w:val="906"/>
+    <w:basedOn w:val="932"/>
     <w:uiPriority w:val="59"/>
     <w:pPr>
       <w:pBdr/>
@@ -19817,9 +20215,9 @@
       </w:tcPr>
     </w:tblStylePr>
   </w:style>
-  <w:style w:type="table" w:styleId="755">
+  <w:style w:type="table" w:styleId="781">
     <w:name w:val="Grid Table 4 - Accent 6"/>
-    <w:basedOn w:val="906"/>
+    <w:basedOn w:val="932"/>
     <w:uiPriority w:val="59"/>
     <w:pPr>
       <w:pBdr/>
@@ -20050,9 +20448,9 @@
       </w:tcPr>
     </w:tblStylePr>
   </w:style>
-  <w:style w:type="table" w:styleId="756">
+  <w:style w:type="table" w:styleId="782">
     <w:name w:val="Grid Table 5 Dark"/>
-    <w:basedOn w:val="906"/>
+    <w:basedOn w:val="932"/>
     <w:uiPriority w:val="99"/>
     <w:pPr>
       <w:pBdr/>
@@ -20278,9 +20676,9 @@
       </w:tcPr>
     </w:tblStylePr>
   </w:style>
-  <w:style w:type="table" w:styleId="757">
+  <w:style w:type="table" w:styleId="783">
     <w:name w:val="Grid Table 5 Dark- Accent 1"/>
-    <w:basedOn w:val="906"/>
+    <w:basedOn w:val="932"/>
     <w:uiPriority w:val="99"/>
     <w:pPr>
       <w:pBdr/>
@@ -20506,9 +20904,9 @@
       </w:tcPr>
     </w:tblStylePr>
   </w:style>
-  <w:style w:type="table" w:styleId="758">
+  <w:style w:type="table" w:styleId="784">
     <w:name w:val="Grid Table 5 Dark - Accent 2"/>
-    <w:basedOn w:val="906"/>
+    <w:basedOn w:val="932"/>
     <w:uiPriority w:val="99"/>
     <w:pPr>
       <w:pBdr/>
@@ -20734,9 +21132,9 @@
       </w:tcPr>
     </w:tblStylePr>
   </w:style>
-  <w:style w:type="table" w:styleId="759">
+  <w:style w:type="table" w:styleId="785">
     <w:name w:val="Grid Table 5 Dark - Accent 3"/>
-    <w:basedOn w:val="906"/>
+    <w:basedOn w:val="932"/>
     <w:uiPriority w:val="99"/>
     <w:pPr>
       <w:pBdr/>
@@ -20962,9 +21360,9 @@
       </w:tcPr>
     </w:tblStylePr>
   </w:style>
-  <w:style w:type="table" w:styleId="760">
+  <w:style w:type="table" w:styleId="786">
     <w:name w:val="Grid Table 5 Dark- Accent 4"/>
-    <w:basedOn w:val="906"/>
+    <w:basedOn w:val="932"/>
     <w:uiPriority w:val="99"/>
     <w:pPr>
       <w:pBdr/>
@@ -21190,9 +21588,9 @@
       </w:tcPr>
     </w:tblStylePr>
   </w:style>
-  <w:style w:type="table" w:styleId="761">
+  <w:style w:type="table" w:styleId="787">
     <w:name w:val="Grid Table 5 Dark - Accent 5"/>
-    <w:basedOn w:val="906"/>
+    <w:basedOn w:val="932"/>
     <w:uiPriority w:val="99"/>
     <w:pPr>
       <w:pBdr/>
@@ -21418,9 +21816,9 @@
       </w:tcPr>
     </w:tblStylePr>
   </w:style>
-  <w:style w:type="table" w:styleId="762">
+  <w:style w:type="table" w:styleId="788">
     <w:name w:val="Grid Table 5 Dark - Accent 6"/>
-    <w:basedOn w:val="906"/>
+    <w:basedOn w:val="932"/>
     <w:uiPriority w:val="99"/>
     <w:pPr>
       <w:pBdr/>
@@ -21646,9 +22044,9 @@
       </w:tcPr>
     </w:tblStylePr>
   </w:style>
-  <w:style w:type="table" w:styleId="763">
+  <w:style w:type="table" w:styleId="789">
     <w:name w:val="Grid Table 6 Colorful"/>
-    <w:basedOn w:val="906"/>
+    <w:basedOn w:val="932"/>
     <w:uiPriority w:val="99"/>
     <w:pPr>
       <w:pBdr/>
@@ -21876,9 +22274,9 @@
       </w:tcPr>
     </w:tblStylePr>
   </w:style>
-  <w:style w:type="table" w:styleId="764">
+  <w:style w:type="table" w:styleId="790">
     <w:name w:val="Grid Table 6 Colorful - Accent 1"/>
-    <w:basedOn w:val="906"/>
+    <w:basedOn w:val="932"/>
     <w:uiPriority w:val="99"/>
     <w:pPr>
       <w:pBdr/>
@@ -22106,9 +22504,9 @@
       </w:tcPr>
     </w:tblStylePr>
   </w:style>
-  <w:style w:type="table" w:styleId="765">
+  <w:style w:type="table" w:styleId="791">
     <w:name w:val="Grid Table 6 Colorful - Accent 2"/>
-    <w:basedOn w:val="906"/>
+    <w:basedOn w:val="932"/>
     <w:uiPriority w:val="99"/>
     <w:pPr>
       <w:pBdr/>
@@ -22336,9 +22734,9 @@
       </w:tcPr>
     </w:tblStylePr>
   </w:style>
-  <w:style w:type="table" w:styleId="766">
+  <w:style w:type="table" w:styleId="792">
     <w:name w:val="Grid Table 6 Colorful - Accent 3"/>
-    <w:basedOn w:val="906"/>
+    <w:basedOn w:val="932"/>
     <w:uiPriority w:val="99"/>
     <w:pPr>
       <w:pBdr/>
@@ -22566,9 +22964,9 @@
       </w:tcPr>
     </w:tblStylePr>
   </w:style>
-  <w:style w:type="table" w:styleId="767">
+  <w:style w:type="table" w:styleId="793">
     <w:name w:val="Grid Table 6 Colorful - Accent 4"/>
-    <w:basedOn w:val="906"/>
+    <w:basedOn w:val="932"/>
     <w:uiPriority w:val="99"/>
     <w:pPr>
       <w:pBdr/>
@@ -22796,9 +23194,9 @@
       </w:tcPr>
     </w:tblStylePr>
   </w:style>
-  <w:style w:type="table" w:styleId="768">
+  <w:style w:type="table" w:styleId="794">
     <w:name w:val="Grid Table 6 Colorful - Accent 5"/>
-    <w:basedOn w:val="906"/>
+    <w:basedOn w:val="932"/>
     <w:uiPriority w:val="99"/>
     <w:pPr>
       <w:pBdr/>
@@ -23026,9 +23424,9 @@
       </w:tcPr>
     </w:tblStylePr>
   </w:style>
-  <w:style w:type="table" w:styleId="769">
+  <w:style w:type="table" w:styleId="795">
     <w:name w:val="Grid Table 6 Colorful - Accent 6"/>
-    <w:basedOn w:val="906"/>
+    <w:basedOn w:val="932"/>
     <w:uiPriority w:val="99"/>
     <w:pPr>
       <w:pBdr/>
@@ -23256,9 +23654,9 @@
       </w:tcPr>
     </w:tblStylePr>
   </w:style>
-  <w:style w:type="table" w:styleId="770">
+  <w:style w:type="table" w:styleId="796">
     <w:name w:val="Grid Table 7 Colorful"/>
-    <w:basedOn w:val="906"/>
+    <w:basedOn w:val="932"/>
     <w:uiPriority w:val="99"/>
     <w:pPr>
       <w:pBdr/>
@@ -23510,9 +23908,9 @@
       </w:tcPr>
     </w:tblStylePr>
   </w:style>
-  <w:style w:type="table" w:styleId="771">
+  <w:style w:type="table" w:styleId="797">
     <w:name w:val="Grid Table 7 Colorful - Accent 1"/>
-    <w:basedOn w:val="906"/>
+    <w:basedOn w:val="932"/>
     <w:uiPriority w:val="99"/>
     <w:pPr>
       <w:pBdr/>
@@ -23764,9 +24162,9 @@
       </w:tcPr>
     </w:tblStylePr>
   </w:style>
-  <w:style w:type="table" w:styleId="772">
+  <w:style w:type="table" w:styleId="798">
     <w:name w:val="Grid Table 7 Colorful - Accent 2"/>
-    <w:basedOn w:val="906"/>
+    <w:basedOn w:val="932"/>
     <w:uiPriority w:val="99"/>
     <w:pPr>
       <w:pBdr/>
@@ -24018,9 +24416,9 @@
       </w:tcPr>
     </w:tblStylePr>
   </w:style>
-  <w:style w:type="table" w:styleId="773">
+  <w:style w:type="table" w:styleId="799">
     <w:name w:val="Grid Table 7 Colorful - Accent 3"/>
-    <w:basedOn w:val="906"/>
+    <w:basedOn w:val="932"/>
     <w:uiPriority w:val="99"/>
     <w:pPr>
       <w:pBdr/>
@@ -24272,9 +24670,9 @@
       </w:tcPr>
     </w:tblStylePr>
   </w:style>
-  <w:style w:type="table" w:styleId="774">
+  <w:style w:type="table" w:styleId="800">
     <w:name w:val="Grid Table 7 Colorful - Accent 4"/>
-    <w:basedOn w:val="906"/>
+    <w:basedOn w:val="932"/>
     <w:uiPriority w:val="99"/>
     <w:pPr>
       <w:pBdr/>
@@ -24526,9 +24924,9 @@
       </w:tcPr>
     </w:tblStylePr>
   </w:style>
-  <w:style w:type="table" w:styleId="775">
+  <w:style w:type="table" w:styleId="801">
     <w:name w:val="Grid Table 7 Colorful - Accent 5"/>
-    <w:basedOn w:val="906"/>
+    <w:basedOn w:val="932"/>
     <w:uiPriority w:val="99"/>
     <w:pPr>
       <w:pBdr/>
@@ -24780,9 +25178,9 @@
       </w:tcPr>
     </w:tblStylePr>
   </w:style>
-  <w:style w:type="table" w:styleId="776">
+  <w:style w:type="table" w:styleId="802">
     <w:name w:val="Grid Table 7 Colorful - Accent 6"/>
-    <w:basedOn w:val="906"/>
+    <w:basedOn w:val="932"/>
     <w:uiPriority w:val="99"/>
     <w:pPr>
       <w:pBdr/>
@@ -25034,9 +25432,9 @@
       </w:tcPr>
     </w:tblStylePr>
   </w:style>
-  <w:style w:type="table" w:styleId="777">
+  <w:style w:type="table" w:styleId="803">
     <w:name w:val="List Table 1 Light"/>
-    <w:basedOn w:val="906"/>
+    <w:basedOn w:val="932"/>
     <w:uiPriority w:val="99"/>
     <w:pPr>
       <w:pBdr/>
@@ -25250,9 +25648,9 @@
       </w:tcPr>
     </w:tblStylePr>
   </w:style>
-  <w:style w:type="table" w:styleId="778">
+  <w:style w:type="table" w:styleId="804">
     <w:name w:val="List Table 1 Light - Accent 1"/>
-    <w:basedOn w:val="906"/>
+    <w:basedOn w:val="932"/>
     <w:uiPriority w:val="99"/>
     <w:pPr>
       <w:pBdr/>
@@ -25466,9 +25864,9 @@
       </w:tcPr>
     </w:tblStylePr>
   </w:style>
-  <w:style w:type="table" w:styleId="779">
+  <w:style w:type="table" w:styleId="805">
     <w:name w:val="List Table 1 Light - Accent 2"/>
-    <w:basedOn w:val="906"/>
+    <w:basedOn w:val="932"/>
     <w:uiPriority w:val="99"/>
     <w:pPr>
       <w:pBdr/>
@@ -25682,9 +26080,9 @@
       </w:tcPr>
     </w:tblStylePr>
   </w:style>
-  <w:style w:type="table" w:styleId="780">
+  <w:style w:type="table" w:styleId="806">
     <w:name w:val="List Table 1 Light - Accent 3"/>
-    <w:basedOn w:val="906"/>
+    <w:basedOn w:val="932"/>
     <w:uiPriority w:val="99"/>
     <w:pPr>
       <w:pBdr/>
@@ -25898,9 +26296,9 @@
       </w:tcPr>
     </w:tblStylePr>
   </w:style>
-  <w:style w:type="table" w:styleId="781">
+  <w:style w:type="table" w:styleId="807">
     <w:name w:val="List Table 1 Light - Accent 4"/>
-    <w:basedOn w:val="906"/>
+    <w:basedOn w:val="932"/>
     <w:uiPriority w:val="99"/>
     <w:pPr>
       <w:pBdr/>
@@ -26114,9 +26512,9 @@
       </w:tcPr>
     </w:tblStylePr>
   </w:style>
-  <w:style w:type="table" w:styleId="782">
+  <w:style w:type="table" w:styleId="808">
     <w:name w:val="List Table 1 Light - Accent 5"/>
-    <w:basedOn w:val="906"/>
+    <w:basedOn w:val="932"/>
     <w:uiPriority w:val="99"/>
     <w:pPr>
       <w:pBdr/>
@@ -26330,9 +26728,9 @@
       </w:tcPr>
     </w:tblStylePr>
   </w:style>
-  <w:style w:type="table" w:styleId="783">
+  <w:style w:type="table" w:styleId="809">
     <w:name w:val="List Table 1 Light - Accent 6"/>
-    <w:basedOn w:val="906"/>
+    <w:basedOn w:val="932"/>
     <w:uiPriority w:val="99"/>
     <w:pPr>
       <w:pBdr/>
@@ -26546,9 +26944,9 @@
       </w:tcPr>
     </w:tblStylePr>
   </w:style>
-  <w:style w:type="table" w:styleId="784">
+  <w:style w:type="table" w:styleId="810">
     <w:name w:val="List Table 2"/>
-    <w:basedOn w:val="906"/>
+    <w:basedOn w:val="932"/>
     <w:uiPriority w:val="99"/>
     <w:pPr>
       <w:pBdr/>
@@ -26784,9 +27182,9 @@
       </w:tcPr>
     </w:tblStylePr>
   </w:style>
-  <w:style w:type="table" w:styleId="785">
+  <w:style w:type="table" w:styleId="811">
     <w:name w:val="List Table 2 - Accent 1"/>
-    <w:basedOn w:val="906"/>
+    <w:basedOn w:val="932"/>
     <w:uiPriority w:val="99"/>
     <w:pPr>
       <w:pBdr/>
@@ -27022,9 +27420,9 @@
       </w:tcPr>
     </w:tblStylePr>
   </w:style>
-  <w:style w:type="table" w:styleId="786">
+  <w:style w:type="table" w:styleId="812">
     <w:name w:val="List Table 2 - Accent 2"/>
-    <w:basedOn w:val="906"/>
+    <w:basedOn w:val="932"/>
     <w:uiPriority w:val="99"/>
     <w:pPr>
       <w:pBdr/>
@@ -27260,9 +27658,9 @@
       </w:tcPr>
     </w:tblStylePr>
   </w:style>
-  <w:style w:type="table" w:styleId="787">
+  <w:style w:type="table" w:styleId="813">
     <w:name w:val="List Table 2 - Accent 3"/>
-    <w:basedOn w:val="906"/>
+    <w:basedOn w:val="932"/>
     <w:uiPriority w:val="99"/>
     <w:pPr>
       <w:pBdr/>
@@ -27498,9 +27896,9 @@
       </w:tcPr>
     </w:tblStylePr>
   </w:style>
-  <w:style w:type="table" w:styleId="788">
+  <w:style w:type="table" w:styleId="814">
     <w:name w:val="List Table 2 - Accent 4"/>
-    <w:basedOn w:val="906"/>
+    <w:basedOn w:val="932"/>
     <w:uiPriority w:val="99"/>
     <w:pPr>
       <w:pBdr/>
@@ -27736,9 +28134,9 @@
       </w:tcPr>
     </w:tblStylePr>
   </w:style>
-  <w:style w:type="table" w:styleId="789">
+  <w:style w:type="table" w:styleId="815">
     <w:name w:val="List Table 2 - Accent 5"/>
-    <w:basedOn w:val="906"/>
+    <w:basedOn w:val="932"/>
     <w:uiPriority w:val="99"/>
     <w:pPr>
       <w:pBdr/>
@@ -27974,9 +28372,9 @@
       </w:tcPr>
     </w:tblStylePr>
   </w:style>
-  <w:style w:type="table" w:styleId="790">
+  <w:style w:type="table" w:styleId="816">
     <w:name w:val="List Table 2 - Accent 6"/>
-    <w:basedOn w:val="906"/>
+    <w:basedOn w:val="932"/>
     <w:uiPriority w:val="99"/>
     <w:pPr>
       <w:pBdr/>
@@ -28212,9 +28610,9 @@
       </w:tcPr>
     </w:tblStylePr>
   </w:style>
-  <w:style w:type="table" w:styleId="791">
+  <w:style w:type="table" w:styleId="817">
     <w:name w:val="List Table 3"/>
-    <w:basedOn w:val="906"/>
+    <w:basedOn w:val="932"/>
     <w:uiPriority w:val="99"/>
     <w:pPr>
       <w:pBdr/>
@@ -28440,9 +28838,9 @@
       </w:tcPr>
     </w:tblStylePr>
   </w:style>
-  <w:style w:type="table" w:styleId="792">
+  <w:style w:type="table" w:styleId="818">
     <w:name w:val="List Table 3 - Accent 1"/>
-    <w:basedOn w:val="906"/>
+    <w:basedOn w:val="932"/>
     <w:uiPriority w:val="99"/>
     <w:pPr>
       <w:pBdr/>
@@ -28668,9 +29066,9 @@
       </w:tcPr>
     </w:tblStylePr>
   </w:style>
-  <w:style w:type="table" w:styleId="793">
+  <w:style w:type="table" w:styleId="819">
     <w:name w:val="List Table 3 - Accent 2"/>
-    <w:basedOn w:val="906"/>
+    <w:basedOn w:val="932"/>
     <w:uiPriority w:val="99"/>
     <w:pPr>
       <w:pBdr/>
@@ -28896,9 +29294,9 @@
       </w:tcPr>
     </w:tblStylePr>
   </w:style>
-  <w:style w:type="table" w:styleId="794">
+  <w:style w:type="table" w:styleId="820">
     <w:name w:val="List Table 3 - Accent 3"/>
-    <w:basedOn w:val="906"/>
+    <w:basedOn w:val="932"/>
     <w:uiPriority w:val="99"/>
     <w:pPr>
       <w:pBdr/>
@@ -29124,9 +29522,9 @@
       </w:tcPr>
     </w:tblStylePr>
   </w:style>
-  <w:style w:type="table" w:styleId="795">
+  <w:style w:type="table" w:styleId="821">
     <w:name w:val="List Table 3 - Accent 4"/>
-    <w:basedOn w:val="906"/>
+    <w:basedOn w:val="932"/>
     <w:uiPriority w:val="99"/>
     <w:pPr>
       <w:pBdr/>
@@ -29352,9 +29750,9 @@
       </w:tcPr>
     </w:tblStylePr>
   </w:style>
-  <w:style w:type="table" w:styleId="796">
+  <w:style w:type="table" w:styleId="822">
     <w:name w:val="List Table 3 - Accent 5"/>
-    <w:basedOn w:val="906"/>
+    <w:basedOn w:val="932"/>
     <w:uiPriority w:val="99"/>
     <w:pPr>
       <w:pBdr/>
@@ -29580,9 +29978,9 @@
       </w:tcPr>
     </w:tblStylePr>
   </w:style>
-  <w:style w:type="table" w:styleId="797">
+  <w:style w:type="table" w:styleId="823">
     <w:name w:val="List Table 3 - Accent 6"/>
-    <w:basedOn w:val="906"/>
+    <w:basedOn w:val="932"/>
     <w:uiPriority w:val="99"/>
     <w:pPr>
       <w:pBdr/>
@@ -29808,9 +30206,9 @@
       </w:tcPr>
     </w:tblStylePr>
   </w:style>
-  <w:style w:type="table" w:styleId="798">
+  <w:style w:type="table" w:styleId="824">
     <w:name w:val="List Table 4"/>
-    <w:basedOn w:val="906"/>
+    <w:basedOn w:val="932"/>
     <w:uiPriority w:val="99"/>
     <w:pPr>
       <w:pBdr/>
@@ -30033,9 +30431,9 @@
       </w:tcPr>
     </w:tblStylePr>
   </w:style>
-  <w:style w:type="table" w:styleId="799">
+  <w:style w:type="table" w:styleId="825">
     <w:name w:val="List Table 4 - Accent 1"/>
-    <w:basedOn w:val="906"/>
+    <w:basedOn w:val="932"/>
     <w:uiPriority w:val="99"/>
     <w:pPr>
       <w:pBdr/>
@@ -30258,9 +30656,9 @@
       </w:tcPr>
     </w:tblStylePr>
   </w:style>
-  <w:style w:type="table" w:styleId="800">
+  <w:style w:type="table" w:styleId="826">
     <w:name w:val="List Table 4 - Accent 2"/>
-    <w:basedOn w:val="906"/>
+    <w:basedOn w:val="932"/>
     <w:uiPriority w:val="99"/>
     <w:pPr>
       <w:pBdr/>
@@ -30483,9 +30881,9 @@
       </w:tcPr>
     </w:tblStylePr>
   </w:style>
-  <w:style w:type="table" w:styleId="801">
+  <w:style w:type="table" w:styleId="827">
     <w:name w:val="List Table 4 - Accent 3"/>
-    <w:basedOn w:val="906"/>
+    <w:basedOn w:val="932"/>
     <w:uiPriority w:val="99"/>
     <w:pPr>
       <w:pBdr/>
@@ -30708,9 +31106,9 @@
       </w:tcPr>
     </w:tblStylePr>
   </w:style>
-  <w:style w:type="table" w:styleId="802">
+  <w:style w:type="table" w:styleId="828">
     <w:name w:val="List Table 4 - Accent 4"/>
-    <w:basedOn w:val="906"/>
+    <w:basedOn w:val="932"/>
     <w:uiPriority w:val="99"/>
     <w:pPr>
       <w:pBdr/>
@@ -30933,9 +31331,9 @@
       </w:tcPr>
     </w:tblStylePr>
   </w:style>
-  <w:style w:type="table" w:styleId="803">
+  <w:style w:type="table" w:styleId="829">
     <w:name w:val="List Table 4 - Accent 5"/>
-    <w:basedOn w:val="906"/>
+    <w:basedOn w:val="932"/>
     <w:uiPriority w:val="99"/>
     <w:pPr>
       <w:pBdr/>
@@ -31158,9 +31556,9 @@
       </w:tcPr>
     </w:tblStylePr>
   </w:style>
-  <w:style w:type="table" w:styleId="804">
+  <w:style w:type="table" w:styleId="830">
     <w:name w:val="List Table 4 - Accent 6"/>
-    <w:basedOn w:val="906"/>
+    <w:basedOn w:val="932"/>
     <w:uiPriority w:val="99"/>
     <w:pPr>
       <w:pBdr/>
@@ -31383,9 +31781,9 @@
       </w:tcPr>
     </w:tblStylePr>
   </w:style>
-  <w:style w:type="table" w:styleId="805">
+  <w:style w:type="table" w:styleId="831">
     <w:name w:val="List Table 5 Dark"/>
-    <w:basedOn w:val="906"/>
+    <w:basedOn w:val="932"/>
     <w:uiPriority w:val="99"/>
     <w:pPr>
       <w:pBdr/>
@@ -31625,9 +32023,9 @@
       </w:tcPr>
     </w:tblStylePr>
   </w:style>
-  <w:style w:type="table" w:styleId="806">
+  <w:style w:type="table" w:styleId="832">
     <w:name w:val="List Table 5 Dark - Accent 1"/>
-    <w:basedOn w:val="906"/>
+    <w:basedOn w:val="932"/>
     <w:uiPriority w:val="99"/>
     <w:pPr>
       <w:pBdr/>
@@ -31867,9 +32265,9 @@
       </w:tcPr>
     </w:tblStylePr>
   </w:style>
-  <w:style w:type="table" w:styleId="807">
+  <w:style w:type="table" w:styleId="833">
     <w:name w:val="List Table 5 Dark - Accent 2"/>
-    <w:basedOn w:val="906"/>
+    <w:basedOn w:val="932"/>
     <w:uiPriority w:val="99"/>
     <w:pPr>
       <w:pBdr/>
@@ -32109,9 +32507,9 @@
       </w:tcPr>
     </w:tblStylePr>
   </w:style>
-  <w:style w:type="table" w:styleId="808">
+  <w:style w:type="table" w:styleId="834">
     <w:name w:val="List Table 5 Dark - Accent 3"/>
-    <w:basedOn w:val="906"/>
+    <w:basedOn w:val="932"/>
     <w:uiPriority w:val="99"/>
     <w:pPr>
       <w:pBdr/>
@@ -32351,9 +32749,9 @@
       </w:tcPr>
     </w:tblStylePr>
   </w:style>
-  <w:style w:type="table" w:styleId="809">
+  <w:style w:type="table" w:styleId="835">
     <w:name w:val="List Table 5 Dark - Accent 4"/>
-    <w:basedOn w:val="906"/>
+    <w:basedOn w:val="932"/>
     <w:uiPriority w:val="99"/>
     <w:pPr>
       <w:pBdr/>
@@ -32593,9 +32991,9 @@
       </w:tcPr>
     </w:tblStylePr>
   </w:style>
-  <w:style w:type="table" w:styleId="810">
+  <w:style w:type="table" w:styleId="836">
     <w:name w:val="List Table 5 Dark - Accent 5"/>
-    <w:basedOn w:val="906"/>
+    <w:basedOn w:val="932"/>
     <w:uiPriority w:val="99"/>
     <w:pPr>
       <w:pBdr/>
@@ -32835,9 +33233,9 @@
       </w:tcPr>
     </w:tblStylePr>
   </w:style>
-  <w:style w:type="table" w:styleId="811">
+  <w:style w:type="table" w:styleId="837">
     <w:name w:val="List Table 5 Dark - Accent 6"/>
-    <w:basedOn w:val="906"/>
+    <w:basedOn w:val="932"/>
     <w:uiPriority w:val="99"/>
     <w:pPr>
       <w:pBdr/>
@@ -33077,9 +33475,9 @@
       </w:tcPr>
     </w:tblStylePr>
   </w:style>
-  <w:style w:type="table" w:styleId="812">
+  <w:style w:type="table" w:styleId="838">
     <w:name w:val="List Table 6 Colorful"/>
-    <w:basedOn w:val="906"/>
+    <w:basedOn w:val="932"/>
     <w:uiPriority w:val="99"/>
     <w:pPr>
       <w:pBdr/>
@@ -33300,9 +33698,9 @@
       </w:tcPr>
     </w:tblStylePr>
   </w:style>
-  <w:style w:type="table" w:styleId="813">
+  <w:style w:type="table" w:styleId="839">
     <w:name w:val="List Table 6 Colorful - Accent 1"/>
-    <w:basedOn w:val="906"/>
+    <w:basedOn w:val="932"/>
     <w:uiPriority w:val="99"/>
     <w:pPr>
       <w:pBdr/>
@@ -33523,9 +33921,9 @@
       </w:tcPr>
     </w:tblStylePr>
   </w:style>
-  <w:style w:type="table" w:styleId="814">
+  <w:style w:type="table" w:styleId="840">
     <w:name w:val="List Table 6 Colorful - Accent 2"/>
-    <w:basedOn w:val="906"/>
+    <w:basedOn w:val="932"/>
     <w:uiPriority w:val="99"/>
     <w:pPr>
       <w:pBdr/>
@@ -33746,9 +34144,9 @@
       </w:tcPr>
     </w:tblStylePr>
   </w:style>
-  <w:style w:type="table" w:styleId="815">
+  <w:style w:type="table" w:styleId="841">
     <w:name w:val="List Table 6 Colorful - Accent 3"/>
-    <w:basedOn w:val="906"/>
+    <w:basedOn w:val="932"/>
     <w:uiPriority w:val="99"/>
     <w:pPr>
       <w:pBdr/>
@@ -33969,9 +34367,9 @@
       </w:tcPr>
     </w:tblStylePr>
   </w:style>
-  <w:style w:type="table" w:styleId="816">
+  <w:style w:type="table" w:styleId="842">
     <w:name w:val="List Table 6 Colorful - Accent 4"/>
-    <w:basedOn w:val="906"/>
+    <w:basedOn w:val="932"/>
     <w:uiPriority w:val="99"/>
     <w:pPr>
       <w:pBdr/>
@@ -34192,9 +34590,9 @@
       </w:tcPr>
     </w:tblStylePr>
   </w:style>
-  <w:style w:type="table" w:styleId="817">
+  <w:style w:type="table" w:styleId="843">
     <w:name w:val="List Table 6 Colorful - Accent 5"/>
-    <w:basedOn w:val="906"/>
+    <w:basedOn w:val="932"/>
     <w:uiPriority w:val="99"/>
     <w:pPr>
       <w:pBdr/>
@@ -34415,9 +34813,9 @@
       </w:tcPr>
     </w:tblStylePr>
   </w:style>
-  <w:style w:type="table" w:styleId="818">
+  <w:style w:type="table" w:styleId="844">
     <w:name w:val="List Table 6 Colorful - Accent 6"/>
-    <w:basedOn w:val="906"/>
+    <w:basedOn w:val="932"/>
     <w:uiPriority w:val="99"/>
     <w:pPr>
       <w:pBdr/>
@@ -34638,9 +35036,9 @@
       </w:tcPr>
     </w:tblStylePr>
   </w:style>
-  <w:style w:type="table" w:styleId="819">
+  <w:style w:type="table" w:styleId="845">
     <w:name w:val="List Table 7 Colorful"/>
-    <w:basedOn w:val="906"/>
+    <w:basedOn w:val="932"/>
     <w:uiPriority w:val="99"/>
     <w:pPr>
       <w:pBdr/>
@@ -34894,9 +35292,9 @@
       </w:tcPr>
     </w:tblStylePr>
   </w:style>
-  <w:style w:type="table" w:styleId="820">
+  <w:style w:type="table" w:styleId="846">
     <w:name w:val="List Table 7 Colorful - Accent 1"/>
-    <w:basedOn w:val="906"/>
+    <w:basedOn w:val="932"/>
     <w:uiPriority w:val="99"/>
     <w:pPr>
       <w:pBdr/>
@@ -35150,9 +35548,9 @@
       </w:tcPr>
     </w:tblStylePr>
   </w:style>
-  <w:style w:type="table" w:styleId="821">
+  <w:style w:type="table" w:styleId="847">
     <w:name w:val="List Table 7 Colorful - Accent 2"/>
-    <w:basedOn w:val="906"/>
+    <w:basedOn w:val="932"/>
     <w:uiPriority w:val="99"/>
     <w:pPr>
       <w:pBdr/>
@@ -35406,9 +35804,9 @@
       </w:tcPr>
     </w:tblStylePr>
   </w:style>
-  <w:style w:type="table" w:styleId="822">
+  <w:style w:type="table" w:styleId="848">
     <w:name w:val="List Table 7 Colorful - Accent 3"/>
-    <w:basedOn w:val="906"/>
+    <w:basedOn w:val="932"/>
     <w:uiPriority w:val="99"/>
     <w:pPr>
       <w:pBdr/>
@@ -35662,9 +36060,9 @@
       </w:tcPr>
     </w:tblStylePr>
   </w:style>
-  <w:style w:type="table" w:styleId="823">
+  <w:style w:type="table" w:styleId="849">
     <w:name w:val="List Table 7 Colorful - Accent 4"/>
-    <w:basedOn w:val="906"/>
+    <w:basedOn w:val="932"/>
     <w:uiPriority w:val="99"/>
     <w:pPr>
       <w:pBdr/>
@@ -35918,9 +36316,9 @@
       </w:tcPr>
     </w:tblStylePr>
   </w:style>
-  <w:style w:type="table" w:styleId="824">
+  <w:style w:type="table" w:styleId="850">
     <w:name w:val="List Table 7 Colorful - Accent 5"/>
-    <w:basedOn w:val="906"/>
+    <w:basedOn w:val="932"/>
     <w:uiPriority w:val="99"/>
     <w:pPr>
       <w:pBdr/>
@@ -36174,9 +36572,9 @@
       </w:tcPr>
     </w:tblStylePr>
   </w:style>
-  <w:style w:type="table" w:styleId="825">
+  <w:style w:type="table" w:styleId="851">
     <w:name w:val="List Table 7 Colorful - Accent 6"/>
-    <w:basedOn w:val="906"/>
+    <w:basedOn w:val="932"/>
     <w:uiPriority w:val="99"/>
     <w:pPr>
       <w:pBdr/>
@@ -36430,9 +36828,9 @@
       </w:tcPr>
     </w:tblStylePr>
   </w:style>
-  <w:style w:type="table" w:styleId="826">
+  <w:style w:type="table" w:styleId="852">
     <w:name w:val="Lined - Accent"/>
-    <w:basedOn w:val="906"/>
+    <w:basedOn w:val="932"/>
     <w:uiPriority w:val="99"/>
     <w:pPr>
       <w:pBdr/>
@@ -36667,9 +37065,9 @@
       </w:tcPr>
     </w:tblStylePr>
   </w:style>
-  <w:style w:type="table" w:styleId="827">
+  <w:style w:type="table" w:styleId="853">
     <w:name w:val="Lined - Accent 1"/>
-    <w:basedOn w:val="906"/>
+    <w:basedOn w:val="932"/>
     <w:uiPriority w:val="99"/>
     <w:pPr>
       <w:pBdr/>
@@ -36904,9 +37302,9 @@
       </w:tcPr>
     </w:tblStylePr>
   </w:style>
-  <w:style w:type="table" w:styleId="828">
+  <w:style w:type="table" w:styleId="854">
     <w:name w:val="Lined - Accent 2"/>
-    <w:basedOn w:val="906"/>
+    <w:basedOn w:val="932"/>
     <w:uiPriority w:val="99"/>
     <w:pPr>
       <w:pBdr/>
@@ -37141,9 +37539,9 @@
       </w:tcPr>
     </w:tblStylePr>
   </w:style>
-  <w:style w:type="table" w:styleId="829">
+  <w:style w:type="table" w:styleId="855">
     <w:name w:val="Lined - Accent 3"/>
-    <w:basedOn w:val="906"/>
+    <w:basedOn w:val="932"/>
     <w:uiPriority w:val="99"/>
     <w:pPr>
       <w:pBdr/>
@@ -37378,9 +37776,9 @@
       </w:tcPr>
     </w:tblStylePr>
   </w:style>
-  <w:style w:type="table" w:styleId="830">
+  <w:style w:type="table" w:styleId="856">
     <w:name w:val="Lined - Accent 4"/>
-    <w:basedOn w:val="906"/>
+    <w:basedOn w:val="932"/>
     <w:uiPriority w:val="99"/>
     <w:pPr>
       <w:pBdr/>
@@ -37615,9 +38013,9 @@
       </w:tcPr>
     </w:tblStylePr>
   </w:style>
-  <w:style w:type="table" w:styleId="831">
+  <w:style w:type="table" w:styleId="857">
     <w:name w:val="Lined - Accent 5"/>
-    <w:basedOn w:val="906"/>
+    <w:basedOn w:val="932"/>
     <w:uiPriority w:val="99"/>
     <w:pPr>
       <w:pBdr/>
@@ -37852,9 +38250,9 @@
       </w:tcPr>
     </w:tblStylePr>
   </w:style>
-  <w:style w:type="table" w:styleId="832">
+  <w:style w:type="table" w:styleId="858">
     <w:name w:val="Lined - Accent 6"/>
-    <w:basedOn w:val="906"/>
+    <w:basedOn w:val="932"/>
     <w:uiPriority w:val="99"/>
     <w:pPr>
       <w:pBdr/>
@@ -38089,9 +38487,9 @@
       </w:tcPr>
     </w:tblStylePr>
   </w:style>
-  <w:style w:type="table" w:styleId="833">
+  <w:style w:type="table" w:styleId="859">
     <w:name w:val="Bordered &amp; Lined - Accent"/>
-    <w:basedOn w:val="906"/>
+    <w:basedOn w:val="932"/>
     <w:uiPriority w:val="99"/>
     <w:pPr>
       <w:pBdr/>
@@ -38333,9 +38731,9 @@
       </w:tcPr>
     </w:tblStylePr>
   </w:style>
-  <w:style w:type="table" w:styleId="834">
+  <w:style w:type="table" w:styleId="860">
     <w:name w:val="Bordered &amp; Lined - Accent 1"/>
-    <w:basedOn w:val="906"/>
+    <w:basedOn w:val="932"/>
     <w:uiPriority w:val="99"/>
     <w:pPr>
       <w:pBdr/>
@@ -38577,9 +38975,9 @@
       </w:tcPr>
     </w:tblStylePr>
   </w:style>
-  <w:style w:type="table" w:styleId="835">
+  <w:style w:type="table" w:styleId="861">
     <w:name w:val="Bordered &amp; Lined - Accent 2"/>
-    <w:basedOn w:val="906"/>
+    <w:basedOn w:val="932"/>
     <w:uiPriority w:val="99"/>
     <w:pPr>
       <w:pBdr/>
@@ -38821,9 +39219,9 @@
       </w:tcPr>
     </w:tblStylePr>
   </w:style>
-  <w:style w:type="table" w:styleId="836">
+  <w:style w:type="table" w:styleId="862">
     <w:name w:val="Bordered &amp; Lined - Accent 3"/>
-    <w:basedOn w:val="906"/>
+    <w:basedOn w:val="932"/>
     <w:uiPriority w:val="99"/>
     <w:pPr>
       <w:pBdr/>
@@ -39065,9 +39463,9 @@
       </w:tcPr>
     </w:tblStylePr>
   </w:style>
-  <w:style w:type="table" w:styleId="837">
+  <w:style w:type="table" w:styleId="863">
     <w:name w:val="Bordered &amp; Lined - Accent 4"/>
-    <w:basedOn w:val="906"/>
+    <w:basedOn w:val="932"/>
     <w:uiPriority w:val="99"/>
     <w:pPr>
       <w:pBdr/>
@@ -39309,9 +39707,9 @@
       </w:tcPr>
     </w:tblStylePr>
   </w:style>
-  <w:style w:type="table" w:styleId="838">
+  <w:style w:type="table" w:styleId="864">
     <w:name w:val="Bordered &amp; Lined - Accent 5"/>
-    <w:basedOn w:val="906"/>
+    <w:basedOn w:val="932"/>
     <w:uiPriority w:val="99"/>
     <w:pPr>
       <w:pBdr/>
@@ -39553,9 +39951,9 @@
       </w:tcPr>
     </w:tblStylePr>
   </w:style>
-  <w:style w:type="table" w:styleId="839">
+  <w:style w:type="table" w:styleId="865">
     <w:name w:val="Bordered &amp; Lined - Accent 6"/>
-    <w:basedOn w:val="906"/>
+    <w:basedOn w:val="932"/>
     <w:uiPriority w:val="99"/>
     <w:pPr>
       <w:pBdr/>
@@ -39797,9 +40195,9 @@
       </w:tcPr>
     </w:tblStylePr>
   </w:style>
-  <w:style w:type="table" w:styleId="840">
+  <w:style w:type="table" w:styleId="866">
     <w:name w:val="Bordered"/>
-    <w:basedOn w:val="906"/>
+    <w:basedOn w:val="932"/>
     <w:uiPriority w:val="99"/>
     <w:pPr>
       <w:pBdr/>
@@ -40028,9 +40426,9 @@
       </w:tcPr>
     </w:tblStylePr>
   </w:style>
-  <w:style w:type="table" w:styleId="841">
+  <w:style w:type="table" w:styleId="867">
     <w:name w:val="Bordered - Accent 1"/>
-    <w:basedOn w:val="906"/>
+    <w:basedOn w:val="932"/>
     <w:uiPriority w:val="99"/>
     <w:pPr>
       <w:pBdr/>
@@ -40259,9 +40657,9 @@
       </w:tcPr>
     </w:tblStylePr>
   </w:style>
-  <w:style w:type="table" w:styleId="842">
+  <w:style w:type="table" w:styleId="868">
     <w:name w:val="Bordered - Accent 2"/>
-    <w:basedOn w:val="906"/>
+    <w:basedOn w:val="932"/>
     <w:uiPriority w:val="99"/>
     <w:pPr>
       <w:pBdr/>
@@ -40490,9 +40888,9 @@
       </w:tcPr>
     </w:tblStylePr>
   </w:style>
-  <w:style w:type="table" w:styleId="843">
+  <w:style w:type="table" w:styleId="869">
     <w:name w:val="Bordered - Accent 3"/>
-    <w:basedOn w:val="906"/>
+    <w:basedOn w:val="932"/>
     <w:uiPriority w:val="99"/>
     <w:pPr>
       <w:pBdr/>
@@ -40721,9 +41119,9 @@
       </w:tcPr>
     </w:tblStylePr>
   </w:style>
-  <w:style w:type="table" w:styleId="844">
+  <w:style w:type="table" w:styleId="870">
     <w:name w:val="Bordered - Accent 4"/>
-    <w:basedOn w:val="906"/>
+    <w:basedOn w:val="932"/>
     <w:uiPriority w:val="99"/>
     <w:pPr>
       <w:pBdr/>
@@ -40952,9 +41350,9 @@
       </w:tcPr>
     </w:tblStylePr>
   </w:style>
-  <w:style w:type="table" w:styleId="845">
+  <w:style w:type="table" w:styleId="871">
     <w:name w:val="Bordered - Accent 5"/>
-    <w:basedOn w:val="906"/>
+    <w:basedOn w:val="932"/>
     <w:uiPriority w:val="99"/>
     <w:pPr>
       <w:pBdr/>
@@ -41183,9 +41581,9 @@
       </w:tcPr>
     </w:tblStylePr>
   </w:style>
-  <w:style w:type="table" w:styleId="846">
+  <w:style w:type="table" w:styleId="872">
     <w:name w:val="Bordered - Accent 6"/>
-    <w:basedOn w:val="906"/>
+    <w:basedOn w:val="932"/>
     <w:uiPriority w:val="99"/>
     <w:pPr>
       <w:pBdr/>
@@ -41414,11 +41812,11 @@
       </w:tcPr>
     </w:tblStylePr>
   </w:style>
-  <w:style w:type="paragraph" w:styleId="847">
+  <w:style w:type="paragraph" w:styleId="873">
     <w:name w:val="Heading 1"/>
-    <w:basedOn w:val="905"/>
-    <w:next w:val="905"/>
-    <w:link w:val="857"/>
+    <w:basedOn w:val="931"/>
+    <w:next w:val="931"/>
+    <w:link w:val="883"/>
     <w:uiPriority w:val="9"/>
     <w:qFormat/>
     <w:pPr>
@@ -41436,11 +41834,11 @@
       <w:szCs w:val="40"/>
     </w:rPr>
   </w:style>
-  <w:style w:type="paragraph" w:styleId="848">
+  <w:style w:type="paragraph" w:styleId="874">
     <w:name w:val="Heading 2"/>
-    <w:basedOn w:val="905"/>
-    <w:next w:val="905"/>
-    <w:link w:val="858"/>
+    <w:basedOn w:val="931"/>
+    <w:next w:val="931"/>
+    <w:link w:val="884"/>
     <w:uiPriority w:val="9"/>
     <w:unhideWhenUsed/>
     <w:qFormat/>
@@ -41459,11 +41857,11 @@
       <w:szCs w:val="32"/>
     </w:rPr>
   </w:style>
-  <w:style w:type="paragraph" w:styleId="849">
+  <w:style w:type="paragraph" w:styleId="875">
     <w:name w:val="Heading 3"/>
-    <w:basedOn w:val="905"/>
-    <w:next w:val="905"/>
-    <w:link w:val="859"/>
+    <w:basedOn w:val="931"/>
+    <w:next w:val="931"/>
+    <w:link w:val="885"/>
     <w:uiPriority w:val="9"/>
     <w:unhideWhenUsed/>
     <w:qFormat/>
@@ -41482,11 +41880,11 @@
       <w:szCs w:val="28"/>
     </w:rPr>
   </w:style>
-  <w:style w:type="paragraph" w:styleId="850">
+  <w:style w:type="paragraph" w:styleId="876">
     <w:name w:val="Heading 4"/>
-    <w:basedOn w:val="905"/>
-    <w:next w:val="905"/>
-    <w:link w:val="860"/>
+    <w:basedOn w:val="931"/>
+    <w:next w:val="931"/>
+    <w:link w:val="886"/>
     <w:uiPriority w:val="9"/>
     <w:unhideWhenUsed/>
     <w:qFormat/>
@@ -41505,11 +41903,11 @@
       <w:color w:val="0f4761" w:themeColor="accent1" w:themeShade="BF"/>
     </w:rPr>
   </w:style>
-  <w:style w:type="paragraph" w:styleId="851">
+  <w:style w:type="paragraph" w:styleId="877">
     <w:name w:val="Heading 5"/>
-    <w:basedOn w:val="905"/>
-    <w:next w:val="905"/>
-    <w:link w:val="861"/>
+    <w:basedOn w:val="931"/>
+    <w:next w:val="931"/>
+    <w:link w:val="887"/>
     <w:uiPriority w:val="9"/>
     <w:unhideWhenUsed/>
     <w:qFormat/>
@@ -41526,11 +41924,11 @@
       <w:color w:val="0f4761" w:themeColor="accent1" w:themeShade="BF"/>
     </w:rPr>
   </w:style>
-  <w:style w:type="paragraph" w:styleId="852">
+  <w:style w:type="paragraph" w:styleId="878">
     <w:name w:val="Heading 6"/>
-    <w:basedOn w:val="905"/>
-    <w:next w:val="905"/>
-    <w:link w:val="862"/>
+    <w:basedOn w:val="931"/>
+    <w:next w:val="931"/>
+    <w:link w:val="888"/>
     <w:uiPriority w:val="9"/>
     <w:unhideWhenUsed/>
     <w:qFormat/>
@@ -41549,11 +41947,11 @@
       <w:color w:val="595959" w:themeColor="text1" w:themeTint="A6"/>
     </w:rPr>
   </w:style>
-  <w:style w:type="paragraph" w:styleId="853">
+  <w:style w:type="paragraph" w:styleId="879">
     <w:name w:val="Heading 7"/>
-    <w:basedOn w:val="905"/>
-    <w:next w:val="905"/>
-    <w:link w:val="863"/>
+    <w:basedOn w:val="931"/>
+    <w:next w:val="931"/>
+    <w:link w:val="889"/>
     <w:uiPriority w:val="9"/>
     <w:unhideWhenUsed/>
     <w:qFormat/>
@@ -41570,11 +41968,11 @@
       <w:color w:val="595959" w:themeColor="text1" w:themeTint="A6"/>
     </w:rPr>
   </w:style>
-  <w:style w:type="paragraph" w:styleId="854">
+  <w:style w:type="paragraph" w:styleId="880">
     <w:name w:val="Heading 8"/>
-    <w:basedOn w:val="905"/>
-    <w:next w:val="905"/>
-    <w:link w:val="864"/>
+    <w:basedOn w:val="931"/>
+    <w:next w:val="931"/>
+    <w:link w:val="890"/>
     <w:uiPriority w:val="9"/>
     <w:unhideWhenUsed/>
     <w:qFormat/>
@@ -41593,11 +41991,11 @@
       <w:color w:val="272727" w:themeColor="text1" w:themeTint="D8"/>
     </w:rPr>
   </w:style>
-  <w:style w:type="paragraph" w:styleId="855">
+  <w:style w:type="paragraph" w:styleId="881">
     <w:name w:val="Heading 9"/>
-    <w:basedOn w:val="905"/>
-    <w:next w:val="905"/>
-    <w:link w:val="865"/>
+    <w:basedOn w:val="931"/>
+    <w:next w:val="931"/>
+    <w:link w:val="891"/>
     <w:uiPriority w:val="9"/>
     <w:unhideWhenUsed/>
     <w:qFormat/>
@@ -41616,7 +42014,7 @@
       <w:color w:val="272727" w:themeColor="text1" w:themeTint="D8"/>
     </w:rPr>
   </w:style>
-  <w:style w:type="character" w:styleId="856" w:default="1">
+  <w:style w:type="character" w:styleId="882" w:default="1">
     <w:name w:val="Default Paragraph Font"/>
     <w:uiPriority w:val="1"/>
     <w:semiHidden/>
@@ -41627,10 +42025,10 @@
       <w:ind/>
     </w:pPr>
   </w:style>
-  <w:style w:type="character" w:styleId="857">
+  <w:style w:type="character" w:styleId="883">
     <w:name w:val="Heading 1 Char"/>
-    <w:basedOn w:val="856"/>
-    <w:link w:val="847"/>
+    <w:basedOn w:val="882"/>
+    <w:link w:val="873"/>
     <w:uiPriority w:val="9"/>
     <w:pPr>
       <w:pBdr/>
@@ -41644,10 +42042,10 @@
       <w:szCs w:val="40"/>
     </w:rPr>
   </w:style>
-  <w:style w:type="character" w:styleId="858">
+  <w:style w:type="character" w:styleId="884">
     <w:name w:val="Heading 2 Char"/>
-    <w:basedOn w:val="856"/>
-    <w:link w:val="848"/>
+    <w:basedOn w:val="882"/>
+    <w:link w:val="874"/>
     <w:uiPriority w:val="9"/>
     <w:pPr>
       <w:pBdr/>
@@ -41661,10 +42059,10 @@
       <w:szCs w:val="32"/>
     </w:rPr>
   </w:style>
-  <w:style w:type="character" w:styleId="859">
+  <w:style w:type="character" w:styleId="885">
     <w:name w:val="Heading 3 Char"/>
-    <w:basedOn w:val="856"/>
-    <w:link w:val="849"/>
+    <w:basedOn w:val="882"/>
+    <w:link w:val="875"/>
     <w:uiPriority w:val="9"/>
     <w:pPr>
       <w:pBdr/>
@@ -41678,10 +42076,10 @@
       <w:szCs w:val="28"/>
     </w:rPr>
   </w:style>
-  <w:style w:type="character" w:styleId="860">
+  <w:style w:type="character" w:styleId="886">
     <w:name w:val="Heading 4 Char"/>
-    <w:basedOn w:val="856"/>
-    <w:link w:val="850"/>
+    <w:basedOn w:val="882"/>
+    <w:link w:val="876"/>
     <w:uiPriority w:val="9"/>
     <w:pPr>
       <w:pBdr/>
@@ -41695,10 +42093,10 @@
       <w:color w:val="0f4761" w:themeColor="accent1" w:themeShade="BF"/>
     </w:rPr>
   </w:style>
-  <w:style w:type="character" w:styleId="861">
+  <w:style w:type="character" w:styleId="887">
     <w:name w:val="Heading 5 Char"/>
-    <w:basedOn w:val="856"/>
-    <w:link w:val="851"/>
+    <w:basedOn w:val="882"/>
+    <w:link w:val="877"/>
     <w:uiPriority w:val="9"/>
     <w:pPr>
       <w:pBdr/>
@@ -41710,10 +42108,10 @@
       <w:color w:val="0f4761" w:themeColor="accent1" w:themeShade="BF"/>
     </w:rPr>
   </w:style>
-  <w:style w:type="character" w:styleId="862">
+  <w:style w:type="character" w:styleId="888">
     <w:name w:val="Heading 6 Char"/>
-    <w:basedOn w:val="856"/>
-    <w:link w:val="852"/>
+    <w:basedOn w:val="882"/>
+    <w:link w:val="878"/>
     <w:uiPriority w:val="9"/>
     <w:pPr>
       <w:pBdr/>
@@ -41727,10 +42125,10 @@
       <w:color w:val="595959" w:themeColor="text1" w:themeTint="A6"/>
     </w:rPr>
   </w:style>
-  <w:style w:type="character" w:styleId="863">
+  <w:style w:type="character" w:styleId="889">
     <w:name w:val="Heading 7 Char"/>
-    <w:basedOn w:val="856"/>
-    <w:link w:val="853"/>
+    <w:basedOn w:val="882"/>
+    <w:link w:val="879"/>
     <w:uiPriority w:val="9"/>
     <w:pPr>
       <w:pBdr/>
@@ -41742,10 +42140,10 @@
       <w:color w:val="595959" w:themeColor="text1" w:themeTint="A6"/>
     </w:rPr>
   </w:style>
-  <w:style w:type="character" w:styleId="864">
+  <w:style w:type="character" w:styleId="890">
     <w:name w:val="Heading 8 Char"/>
-    <w:basedOn w:val="856"/>
-    <w:link w:val="854"/>
+    <w:basedOn w:val="882"/>
+    <w:link w:val="880"/>
     <w:uiPriority w:val="9"/>
     <w:pPr>
       <w:pBdr/>
@@ -41759,10 +42157,10 @@
       <w:color w:val="272727" w:themeColor="text1" w:themeTint="D8"/>
     </w:rPr>
   </w:style>
-  <w:style w:type="character" w:styleId="865">
+  <w:style w:type="character" w:styleId="891">
     <w:name w:val="Heading 9 Char"/>
-    <w:basedOn w:val="856"/>
-    <w:link w:val="855"/>
+    <w:basedOn w:val="882"/>
+    <w:link w:val="881"/>
     <w:uiPriority w:val="9"/>
     <w:pPr>
       <w:pBdr/>
@@ -41776,11 +42174,11 @@
       <w:color w:val="272727" w:themeColor="text1" w:themeTint="D8"/>
     </w:rPr>
   </w:style>
-  <w:style w:type="paragraph" w:styleId="866">
+  <w:style w:type="paragraph" w:styleId="892">
     <w:name w:val="Title"/>
-    <w:basedOn w:val="905"/>
-    <w:next w:val="905"/>
-    <w:link w:val="867"/>
+    <w:basedOn w:val="931"/>
+    <w:next w:val="931"/>
+    <w:link w:val="893"/>
     <w:uiPriority w:val="10"/>
     <w:qFormat/>
     <w:pPr>
@@ -41796,10 +42194,10 @@
       <w:szCs w:val="56"/>
     </w:rPr>
   </w:style>
-  <w:style w:type="character" w:styleId="867">
+  <w:style w:type="character" w:styleId="893">
     <w:name w:val="Title Char"/>
-    <w:basedOn w:val="856"/>
-    <w:link w:val="866"/>
+    <w:basedOn w:val="882"/>
+    <w:link w:val="892"/>
     <w:uiPriority w:val="10"/>
     <w:pPr>
       <w:pBdr/>
@@ -41813,11 +42211,11 @@
       <w:szCs w:val="56"/>
     </w:rPr>
   </w:style>
-  <w:style w:type="paragraph" w:styleId="868">
+  <w:style w:type="paragraph" w:styleId="894">
     <w:name w:val="Subtitle"/>
-    <w:basedOn w:val="905"/>
-    <w:next w:val="905"/>
-    <w:link w:val="869"/>
+    <w:basedOn w:val="931"/>
+    <w:next w:val="931"/>
+    <w:link w:val="895"/>
     <w:uiPriority w:val="11"/>
     <w:qFormat/>
     <w:pPr>
@@ -41835,10 +42233,10 @@
       <w:szCs w:val="28"/>
     </w:rPr>
   </w:style>
-  <w:style w:type="character" w:styleId="869">
+  <w:style w:type="character" w:styleId="895">
     <w:name w:val="Subtitle Char"/>
-    <w:basedOn w:val="856"/>
-    <w:link w:val="868"/>
+    <w:basedOn w:val="882"/>
+    <w:link w:val="894"/>
     <w:uiPriority w:val="11"/>
     <w:pPr>
       <w:pBdr/>
@@ -41852,11 +42250,11 @@
       <w:szCs w:val="28"/>
     </w:rPr>
   </w:style>
-  <w:style w:type="paragraph" w:styleId="870">
+  <w:style w:type="paragraph" w:styleId="896">
     <w:name w:val="Quote"/>
-    <w:basedOn w:val="905"/>
-    <w:next w:val="905"/>
-    <w:link w:val="871"/>
+    <w:basedOn w:val="931"/>
+    <w:next w:val="931"/>
+    <w:link w:val="897"/>
     <w:uiPriority w:val="29"/>
     <w:qFormat/>
     <w:pPr>
@@ -41871,10 +42269,10 @@
       <w:color w:val="404040" w:themeColor="text1" w:themeTint="BF"/>
     </w:rPr>
   </w:style>
-  <w:style w:type="character" w:styleId="871">
+  <w:style w:type="character" w:styleId="897">
     <w:name w:val="Quote Char"/>
-    <w:basedOn w:val="856"/>
-    <w:link w:val="870"/>
+    <w:basedOn w:val="882"/>
+    <w:link w:val="896"/>
     <w:uiPriority w:val="29"/>
     <w:pPr>
       <w:pBdr/>
@@ -41887,9 +42285,9 @@
       <w:color w:val="404040" w:themeColor="text1" w:themeTint="BF"/>
     </w:rPr>
   </w:style>
-  <w:style w:type="character" w:styleId="872">
+  <w:style w:type="character" w:styleId="898">
     <w:name w:val="Intense Emphasis"/>
-    <w:basedOn w:val="856"/>
+    <w:basedOn w:val="882"/>
     <w:uiPriority w:val="21"/>
     <w:qFormat/>
     <w:pPr>
@@ -41903,11 +42301,11 @@
       <w:color w:val="0f4761" w:themeColor="accent1" w:themeShade="BF"/>
     </w:rPr>
   </w:style>
-  <w:style w:type="paragraph" w:styleId="873">
+  <w:style w:type="paragraph" w:styleId="899">
     <w:name w:val="Intense Quote"/>
-    <w:basedOn w:val="905"/>
-    <w:next w:val="905"/>
-    <w:link w:val="874"/>
+    <w:basedOn w:val="931"/>
+    <w:next w:val="931"/>
+    <w:link w:val="900"/>
     <w:uiPriority w:val="30"/>
     <w:qFormat/>
     <w:pPr>
@@ -41925,10 +42323,10 @@
       <w:color w:val="0f4761" w:themeColor="accent1" w:themeShade="BF"/>
     </w:rPr>
   </w:style>
-  <w:style w:type="character" w:styleId="874">
+  <w:style w:type="character" w:styleId="900">
     <w:name w:val="Intense Quote Char"/>
-    <w:basedOn w:val="856"/>
-    <w:link w:val="873"/>
+    <w:basedOn w:val="882"/>
+    <w:link w:val="899"/>
     <w:uiPriority w:val="30"/>
     <w:pPr>
       <w:pBdr/>
@@ -41941,9 +42339,9 @@
       <w:color w:val="0f4761" w:themeColor="accent1" w:themeShade="BF"/>
     </w:rPr>
   </w:style>
-  <w:style w:type="character" w:styleId="875">
+  <w:style w:type="character" w:styleId="901">
     <w:name w:val="Intense Reference"/>
-    <w:basedOn w:val="856"/>
+    <w:basedOn w:val="882"/>
     <w:uiPriority w:val="32"/>
     <w:qFormat/>
     <w:pPr>
@@ -41959,9 +42357,9 @@
       <w:spacing w:val="5"/>
     </w:rPr>
   </w:style>
-  <w:style w:type="character" w:styleId="876">
+  <w:style w:type="character" w:styleId="902">
     <w:name w:val="Subtle Emphasis"/>
-    <w:basedOn w:val="856"/>
+    <w:basedOn w:val="882"/>
     <w:uiPriority w:val="19"/>
     <w:qFormat/>
     <w:pPr>
@@ -41975,9 +42373,9 @@
       <w:color w:val="404040" w:themeColor="text1" w:themeTint="BF"/>
     </w:rPr>
   </w:style>
-  <w:style w:type="character" w:styleId="877">
+  <w:style w:type="character" w:styleId="903">
     <w:name w:val="Emphasis"/>
-    <w:basedOn w:val="856"/>
+    <w:basedOn w:val="882"/>
     <w:uiPriority w:val="20"/>
     <w:qFormat/>
     <w:pPr>
@@ -41990,9 +42388,9 @@
       <w:iCs/>
     </w:rPr>
   </w:style>
-  <w:style w:type="character" w:styleId="878">
+  <w:style w:type="character" w:styleId="904">
     <w:name w:val="Strong"/>
-    <w:basedOn w:val="856"/>
+    <w:basedOn w:val="882"/>
     <w:uiPriority w:val="22"/>
     <w:qFormat/>
     <w:pPr>
@@ -42005,9 +42403,9 @@
       <w:bCs/>
     </w:rPr>
   </w:style>
-  <w:style w:type="character" w:styleId="879">
+  <w:style w:type="character" w:styleId="905">
     <w:name w:val="Subtle Reference"/>
-    <w:basedOn w:val="856"/>
+    <w:basedOn w:val="882"/>
     <w:uiPriority w:val="31"/>
     <w:qFormat/>
     <w:pPr>
@@ -42020,9 +42418,9 @@
       <w:color w:val="5a5a5a" w:themeColor="text1" w:themeTint="A5"/>
     </w:rPr>
   </w:style>
-  <w:style w:type="character" w:styleId="880">
+  <w:style w:type="character" w:styleId="906">
     <w:name w:val="Book Title"/>
-    <w:basedOn w:val="856"/>
+    <w:basedOn w:val="882"/>
     <w:uiPriority w:val="33"/>
     <w:qFormat/>
     <w:pPr>
@@ -42038,10 +42436,10 @@
       <w:spacing w:val="5"/>
     </w:rPr>
   </w:style>
-  <w:style w:type="paragraph" w:styleId="881">
+  <w:style w:type="paragraph" w:styleId="907">
     <w:name w:val="Header"/>
-    <w:basedOn w:val="905"/>
-    <w:link w:val="882"/>
+    <w:basedOn w:val="931"/>
+    <w:link w:val="908"/>
     <w:uiPriority w:val="99"/>
     <w:unhideWhenUsed/>
     <w:pPr>
@@ -42054,10 +42452,10 @@
       <w:ind/>
     </w:pPr>
   </w:style>
-  <w:style w:type="character" w:styleId="882">
+  <w:style w:type="character" w:styleId="908">
     <w:name w:val="Header Char"/>
-    <w:basedOn w:val="856"/>
-    <w:link w:val="881"/>
+    <w:basedOn w:val="882"/>
+    <w:link w:val="907"/>
     <w:uiPriority w:val="99"/>
     <w:pPr>
       <w:pBdr/>
@@ -42065,10 +42463,10 @@
       <w:ind/>
     </w:pPr>
   </w:style>
-  <w:style w:type="paragraph" w:styleId="883">
+  <w:style w:type="paragraph" w:styleId="909">
     <w:name w:val="Footer"/>
-    <w:basedOn w:val="905"/>
-    <w:link w:val="884"/>
+    <w:basedOn w:val="931"/>
+    <w:link w:val="910"/>
     <w:uiPriority w:val="99"/>
     <w:unhideWhenUsed/>
     <w:pPr>
@@ -42081,10 +42479,10 @@
       <w:ind/>
     </w:pPr>
   </w:style>
-  <w:style w:type="character" w:styleId="884">
+  <w:style w:type="character" w:styleId="910">
     <w:name w:val="Footer Char"/>
-    <w:basedOn w:val="856"/>
-    <w:link w:val="883"/>
+    <w:basedOn w:val="882"/>
+    <w:link w:val="909"/>
     <w:uiPriority w:val="99"/>
     <w:pPr>
       <w:pBdr/>
@@ -42092,10 +42490,10 @@
       <w:ind/>
     </w:pPr>
   </w:style>
-  <w:style w:type="paragraph" w:styleId="885">
+  <w:style w:type="paragraph" w:styleId="911">
     <w:name w:val="Caption"/>
-    <w:basedOn w:val="905"/>
-    <w:next w:val="905"/>
+    <w:basedOn w:val="931"/>
+    <w:next w:val="931"/>
     <w:uiPriority w:val="35"/>
     <w:unhideWhenUsed/>
     <w:qFormat/>
@@ -42112,10 +42510,10 @@
       <w:szCs w:val="18"/>
     </w:rPr>
   </w:style>
-  <w:style w:type="paragraph" w:styleId="886">
+  <w:style w:type="paragraph" w:styleId="912">
     <w:name w:val="footnote text"/>
-    <w:basedOn w:val="905"/>
-    <w:link w:val="887"/>
+    <w:basedOn w:val="931"/>
+    <w:link w:val="913"/>
     <w:uiPriority w:val="99"/>
     <w:semiHidden/>
     <w:unhideWhenUsed/>
@@ -42129,10 +42527,10 @@
       <w:szCs w:val="20"/>
     </w:rPr>
   </w:style>
-  <w:style w:type="character" w:styleId="887">
+  <w:style w:type="character" w:styleId="913">
     <w:name w:val="Footnote Text Char"/>
-    <w:basedOn w:val="856"/>
-    <w:link w:val="886"/>
+    <w:basedOn w:val="882"/>
+    <w:link w:val="912"/>
     <w:uiPriority w:val="99"/>
     <w:semiHidden/>
     <w:pPr>
@@ -42145,9 +42543,9 @@
       <w:szCs w:val="20"/>
     </w:rPr>
   </w:style>
-  <w:style w:type="character" w:styleId="888">
+  <w:style w:type="character" w:styleId="914">
     <w:name w:val="footnote reference"/>
-    <w:basedOn w:val="856"/>
+    <w:basedOn w:val="882"/>
     <w:uiPriority w:val="99"/>
     <w:semiHidden/>
     <w:unhideWhenUsed/>
@@ -42160,10 +42558,10 @@
       <w:vertAlign w:val="superscript"/>
     </w:rPr>
   </w:style>
-  <w:style w:type="paragraph" w:styleId="889">
+  <w:style w:type="paragraph" w:styleId="915">
     <w:name w:val="endnote text"/>
-    <w:basedOn w:val="905"/>
-    <w:link w:val="890"/>
+    <w:basedOn w:val="931"/>
+    <w:link w:val="916"/>
     <w:uiPriority w:val="99"/>
     <w:semiHidden/>
     <w:unhideWhenUsed/>
@@ -42177,10 +42575,10 @@
       <w:szCs w:val="20"/>
     </w:rPr>
   </w:style>
-  <w:style w:type="character" w:styleId="890">
+  <w:style w:type="character" w:styleId="916">
     <w:name w:val="Endnote Text Char"/>
-    <w:basedOn w:val="856"/>
-    <w:link w:val="889"/>
+    <w:basedOn w:val="882"/>
+    <w:link w:val="915"/>
     <w:uiPriority w:val="99"/>
     <w:semiHidden/>
     <w:pPr>
@@ -42193,9 +42591,9 @@
       <w:szCs w:val="20"/>
     </w:rPr>
   </w:style>
-  <w:style w:type="character" w:styleId="891">
+  <w:style w:type="character" w:styleId="917">
     <w:name w:val="endnote reference"/>
-    <w:basedOn w:val="856"/>
+    <w:basedOn w:val="882"/>
     <w:uiPriority w:val="99"/>
     <w:semiHidden/>
     <w:unhideWhenUsed/>
@@ -42208,9 +42606,9 @@
       <w:vertAlign w:val="superscript"/>
     </w:rPr>
   </w:style>
-  <w:style w:type="character" w:styleId="892">
+  <w:style w:type="character" w:styleId="918">
     <w:name w:val="Hyperlink"/>
-    <w:basedOn w:val="856"/>
+    <w:basedOn w:val="882"/>
     <w:uiPriority w:val="99"/>
     <w:unhideWhenUsed/>
     <w:pPr>
@@ -42223,9 +42621,9 @@
       <w:u w:val="single"/>
     </w:rPr>
   </w:style>
-  <w:style w:type="character" w:styleId="893">
+  <w:style w:type="character" w:styleId="919">
     <w:name w:val="FollowedHyperlink"/>
-    <w:basedOn w:val="856"/>
+    <w:basedOn w:val="882"/>
     <w:uiPriority w:val="99"/>
     <w:semiHidden/>
     <w:unhideWhenUsed/>
@@ -42239,10 +42637,10 @@
       <w:u w:val="single"/>
     </w:rPr>
   </w:style>
-  <w:style w:type="paragraph" w:styleId="894">
+  <w:style w:type="paragraph" w:styleId="920">
     <w:name w:val="toc 1"/>
-    <w:basedOn w:val="905"/>
-    <w:next w:val="905"/>
+    <w:basedOn w:val="931"/>
+    <w:next w:val="931"/>
     <w:uiPriority w:val="39"/>
     <w:unhideWhenUsed/>
     <w:pPr>
@@ -42251,10 +42649,10 @@
       <w:ind/>
     </w:pPr>
   </w:style>
-  <w:style w:type="paragraph" w:styleId="895">
+  <w:style w:type="paragraph" w:styleId="921">
     <w:name w:val="toc 2"/>
-    <w:basedOn w:val="905"/>
-    <w:next w:val="905"/>
+    <w:basedOn w:val="931"/>
+    <w:next w:val="931"/>
     <w:uiPriority w:val="39"/>
     <w:unhideWhenUsed/>
     <w:pPr>
@@ -42263,10 +42661,10 @@
       <w:ind w:left="220"/>
     </w:pPr>
   </w:style>
-  <w:style w:type="paragraph" w:styleId="896">
+  <w:style w:type="paragraph" w:styleId="922">
     <w:name w:val="toc 3"/>
-    <w:basedOn w:val="905"/>
-    <w:next w:val="905"/>
+    <w:basedOn w:val="931"/>
+    <w:next w:val="931"/>
     <w:uiPriority w:val="39"/>
     <w:unhideWhenUsed/>
     <w:pPr>
@@ -42275,10 +42673,10 @@
       <w:ind w:left="440"/>
     </w:pPr>
   </w:style>
-  <w:style w:type="paragraph" w:styleId="897">
+  <w:style w:type="paragraph" w:styleId="923">
     <w:name w:val="toc 4"/>
-    <w:basedOn w:val="905"/>
-    <w:next w:val="905"/>
+    <w:basedOn w:val="931"/>
+    <w:next w:val="931"/>
     <w:uiPriority w:val="39"/>
     <w:unhideWhenUsed/>
     <w:pPr>
@@ -42287,10 +42685,10 @@
       <w:ind w:left="660"/>
     </w:pPr>
   </w:style>
-  <w:style w:type="paragraph" w:styleId="898">
+  <w:style w:type="paragraph" w:styleId="924">
     <w:name w:val="toc 5"/>
-    <w:basedOn w:val="905"/>
-    <w:next w:val="905"/>
+    <w:basedOn w:val="931"/>
+    <w:next w:val="931"/>
     <w:uiPriority w:val="39"/>
     <w:unhideWhenUsed/>
     <w:pPr>
@@ -42299,10 +42697,10 @@
       <w:ind w:left="880"/>
     </w:pPr>
   </w:style>
-  <w:style w:type="paragraph" w:styleId="899">
+  <w:style w:type="paragraph" w:styleId="925">
     <w:name w:val="toc 6"/>
-    <w:basedOn w:val="905"/>
-    <w:next w:val="905"/>
+    <w:basedOn w:val="931"/>
+    <w:next w:val="931"/>
     <w:uiPriority w:val="39"/>
     <w:unhideWhenUsed/>
     <w:pPr>
@@ -42311,10 +42709,10 @@
       <w:ind w:left="1100"/>
     </w:pPr>
   </w:style>
-  <w:style w:type="paragraph" w:styleId="900">
+  <w:style w:type="paragraph" w:styleId="926">
     <w:name w:val="toc 7"/>
-    <w:basedOn w:val="905"/>
-    <w:next w:val="905"/>
+    <w:basedOn w:val="931"/>
+    <w:next w:val="931"/>
     <w:uiPriority w:val="39"/>
     <w:unhideWhenUsed/>
     <w:pPr>
@@ -42323,10 +42721,10 @@
       <w:ind w:left="1320"/>
     </w:pPr>
   </w:style>
-  <w:style w:type="paragraph" w:styleId="901">
+  <w:style w:type="paragraph" w:styleId="927">
     <w:name w:val="toc 8"/>
-    <w:basedOn w:val="905"/>
-    <w:next w:val="905"/>
+    <w:basedOn w:val="931"/>
+    <w:next w:val="931"/>
     <w:uiPriority w:val="39"/>
     <w:unhideWhenUsed/>
     <w:pPr>
@@ -42335,10 +42733,10 @@
       <w:ind w:left="1540"/>
     </w:pPr>
   </w:style>
-  <w:style w:type="paragraph" w:styleId="902">
+  <w:style w:type="paragraph" w:styleId="928">
     <w:name w:val="toc 9"/>
-    <w:basedOn w:val="905"/>
-    <w:next w:val="905"/>
+    <w:basedOn w:val="931"/>
+    <w:next w:val="931"/>
     <w:uiPriority w:val="39"/>
     <w:unhideWhenUsed/>
     <w:pPr>
@@ -42347,7 +42745,7 @@
       <w:ind w:left="1760"/>
     </w:pPr>
   </w:style>
-  <w:style w:type="paragraph" w:styleId="903">
+  <w:style w:type="paragraph" w:styleId="929">
     <w:name w:val="TOC Heading"/>
     <w:uiPriority w:val="39"/>
     <w:unhideWhenUsed/>
@@ -42357,10 +42755,10 @@
       <w:ind/>
     </w:pPr>
   </w:style>
-  <w:style w:type="paragraph" w:styleId="904">
+  <w:style w:type="paragraph" w:styleId="930">
     <w:name w:val="table of figures"/>
-    <w:basedOn w:val="905"/>
-    <w:next w:val="905"/>
+    <w:basedOn w:val="931"/>
+    <w:next w:val="931"/>
     <w:uiPriority w:val="99"/>
     <w:unhideWhenUsed/>
     <w:pPr>
@@ -42369,7 +42767,7 @@
       <w:ind/>
     </w:pPr>
   </w:style>
-  <w:style w:type="paragraph" w:styleId="905" w:default="1">
+  <w:style w:type="paragraph" w:styleId="931" w:default="1">
     <w:name w:val="Normal"/>
     <w:qFormat/>
     <w:pPr>
@@ -42378,7 +42776,7 @@
       <w:ind/>
     </w:pPr>
   </w:style>
-  <w:style w:type="table" w:styleId="906" w:default="1">
+  <w:style w:type="table" w:styleId="932" w:default="1">
     <w:name w:val="Normal Table"/>
     <w:uiPriority w:val="99"/>
     <w:semiHidden/>
@@ -42571,7 +42969,7 @@
       </w:tcPr>
     </w:tblStylePr>
   </w:style>
-  <w:style w:type="numbering" w:styleId="907" w:default="1">
+  <w:style w:type="numbering" w:styleId="933" w:default="1">
     <w:name w:val="No List"/>
     <w:uiPriority w:val="99"/>
     <w:semiHidden/>
@@ -42582,9 +42980,9 @@
       <w:ind/>
     </w:pPr>
   </w:style>
-  <w:style w:type="paragraph" w:styleId="908">
+  <w:style w:type="paragraph" w:styleId="934">
     <w:name w:val="No Spacing"/>
-    <w:basedOn w:val="905"/>
+    <w:basedOn w:val="931"/>
     <w:uiPriority w:val="1"/>
     <w:qFormat/>
     <w:pPr>
@@ -42593,9 +42991,9 @@
       <w:ind/>
     </w:pPr>
   </w:style>
-  <w:style w:type="paragraph" w:styleId="909">
+  <w:style w:type="paragraph" w:styleId="935">
     <w:name w:val="List Paragraph"/>
-    <w:basedOn w:val="905"/>
+    <w:basedOn w:val="931"/>
     <w:uiPriority w:val="34"/>
     <w:qFormat/>
     <w:pPr>
